--- a/data/outputs/v2/Maths/SS4.2_Probability_I/Mathematics_Probability_I_FinalExplanation.docx
+++ b/data/outputs/v2/Maths/SS4.2_Probability_I/Mathematics_Probability_I_FinalExplanation.docx
@@ -38,6 +38,177 @@
           <w:szCs w:val="22"/>
         </w:rPr>
         <w:t xml:space="preserve">Student Assessment Document</w:t>
+      </w:r>
+    </w:p>
+    <w:p>
+      <w:pPr>
+        <w:spacing w:after="80" w:before="120"/>
+      </w:pPr>
+      <w:r>
+        <w:rPr>
+          <w:rFonts w:ascii="Arial" w:cs="Arial" w:eastAsia="Arial" w:hAnsi="Arial"/>
+          <w:b/>
+          <w:bCs/>
+          <w:color w:val="1F3864"/>
+          <w:sz w:val="20"/>
+          <w:szCs w:val="20"/>
+        </w:rPr>
+        <w:t xml:space="preserve">ATTRIBUTION AND LICENSING</w:t>
+      </w:r>
+    </w:p>
+    <w:p>
+      <w:pPr>
+        <w:spacing w:after="60" w:before="0"/>
+      </w:pPr>
+      <w:r>
+        <w:rPr>
+          <w:rFonts w:ascii="Arial" w:cs="Arial" w:eastAsia="Arial" w:hAnsi="Arial"/>
+          <w:b/>
+          <w:bCs/>
+          <w:sz w:val="17"/>
+          <w:szCs w:val="17"/>
+        </w:rPr>
+        <w:t xml:space="preserve">Curriculum Alignment: </w:t>
+      </w:r>
+      <w:r>
+        <w:rPr>
+          <w:rFonts w:ascii="Arial" w:cs="Arial" w:eastAsia="Arial" w:hAnsi="Arial"/>
+          <w:sz w:val="17"/>
+          <w:szCs w:val="17"/>
+        </w:rPr>
+        <w:t xml:space="preserve">Structured in pedagogical alignment with the competence-based curriculum format and learning outcomes established by the Kenya Institute of Curriculum Development (KICD). This material is independently developed and is not officially endorsed or published by KICD.</w:t>
+      </w:r>
+    </w:p>
+    <w:p>
+      <w:pPr>
+        <w:spacing w:after="60" w:before="0"/>
+      </w:pPr>
+      <w:r>
+        <w:rPr>
+          <w:rFonts w:ascii="Arial" w:cs="Arial" w:eastAsia="Arial" w:hAnsi="Arial"/>
+          <w:b/>
+          <w:bCs/>
+          <w:sz w:val="17"/>
+          <w:szCs w:val="17"/>
+        </w:rPr>
+        <w:t xml:space="preserve">Content &amp; Pedagogy: </w:t>
+      </w:r>
+      <w:r>
+        <w:rPr>
+          <w:rFonts w:ascii="Arial" w:cs="Arial" w:eastAsia="Arial" w:hAnsi="Arial"/>
+          <w:sz w:val="17"/>
+          <w:szCs w:val="17"/>
+        </w:rPr>
+        <w:t xml:space="preserve">Developed and adapted by the educator team at SeaVuria (registered 501(c)(3) in the United States and registered NGO in Kenya, No. 872-850A-BF11), who designed the pedagogical framework, lesson templates and exemplar lessons on which this material is based.</w:t>
+      </w:r>
+    </w:p>
+    <w:p>
+      <w:pPr>
+        <w:spacing w:after="60" w:before="0"/>
+      </w:pPr>
+      <w:r>
+        <w:rPr>
+          <w:rFonts w:ascii="Arial" w:cs="Arial" w:eastAsia="Arial" w:hAnsi="Arial"/>
+          <w:b/>
+          <w:bCs/>
+          <w:sz w:val="17"/>
+          <w:szCs w:val="17"/>
+        </w:rPr>
+        <w:t xml:space="preserve">Production &amp; Layout: </w:t>
+      </w:r>
+      <w:r>
+        <w:rPr>
+          <w:rFonts w:ascii="Arial" w:cs="Arial" w:eastAsia="Arial" w:hAnsi="Arial"/>
+          <w:sz w:val="17"/>
+          <w:szCs w:val="17"/>
+        </w:rPr>
+        <w:t xml:space="preserve">Educational design and curriculum sequencing by SeaVuria. Technical layout, structural formatting, and digital optimization/implementation executed in partnership with ARES Education (registered 501(c)(3) in the United States and Canada (as Afretech Aid) and registered NGO in Kenya), with lesson drafting and compilation assisted by AI (Claude, Anthropic).</w:t>
+      </w:r>
+    </w:p>
+    <w:p>
+      <w:pPr>
+        <w:pBdr>
+          <w:bottom w:val="single" w:color="1F3864" w:sz="6" w:space="6"/>
+        </w:pBdr>
+        <w:spacing w:after="60" w:before="0"/>
+      </w:pPr>
+      <w:r>
+        <w:rPr>
+          <w:rFonts w:ascii="Arial" w:cs="Arial" w:eastAsia="Arial" w:hAnsi="Arial"/>
+          <w:b/>
+          <w:bCs/>
+          <w:sz w:val="17"/>
+          <w:szCs w:val="17"/>
+        </w:rPr>
+        <w:t xml:space="preserve">Licensing &amp; Copyright: </w:t>
+      </w:r>
+      <w:r>
+        <w:rPr>
+          <w:rFonts w:ascii="Arial" w:cs="Arial" w:eastAsia="Arial" w:hAnsi="Arial"/>
+          <w:sz w:val="17"/>
+          <w:szCs w:val="17"/>
+        </w:rPr>
+        <w:t xml:space="preserve">© 2026 SeaVuria and ARES. This work is licensed under a </w:t>
+      </w:r>
+      <w:hyperlink w:history="1" r:id="rIdxaxcpl6yqqzf3ktslnfhc">
+        <w:r>
+          <w:rPr>
+            <w:rFonts w:ascii="Arial" w:cs="Arial" w:eastAsia="Arial" w:hAnsi="Arial"/>
+            <w:color w:val="1F6B75"/>
+            <w:sz w:val="17"/>
+            <w:szCs w:val="17"/>
+            <w:u w:val="single" w:color="1F6B75"/>
+          </w:rPr>
+          <w:t xml:space="preserve">Creative Commons Attribution-NonCommercial 4.0 International License</w:t>
+        </w:r>
+      </w:hyperlink>
+      <w:r>
+        <w:rPr>
+          <w:rFonts w:ascii="Arial" w:cs="Arial" w:eastAsia="Arial" w:hAnsi="Arial"/>
+          <w:sz w:val="17"/>
+          <w:szCs w:val="17"/>
+        </w:rPr>
+        <w:t xml:space="preserve"> (</w:t>
+      </w:r>
+      <w:hyperlink w:history="1" r:id="rIddbezuabwog8ma_gz8vrxv">
+        <w:r>
+          <w:rPr>
+            <w:rFonts w:ascii="Arial" w:cs="Arial" w:eastAsia="Arial" w:hAnsi="Arial"/>
+            <w:color w:val="1F6B75"/>
+            <w:sz w:val="17"/>
+            <w:szCs w:val="17"/>
+            <w:u w:val="single" w:color="1F6B75"/>
+          </w:rPr>
+          <w:t xml:space="preserve">CC BY-NC 4.0</w:t>
+        </w:r>
+      </w:hyperlink>
+      <w:r>
+        <w:rPr>
+          <w:rFonts w:ascii="Arial" w:cs="Arial" w:eastAsia="Arial" w:hAnsi="Arial"/>
+          <w:sz w:val="17"/>
+          <w:szCs w:val="17"/>
+        </w:rPr>
+        <w:t xml:space="preserve">). To view a copy of this license, visit </w:t>
+      </w:r>
+      <w:hyperlink w:history="1" r:id="rIdg-eczq3h_kmuydqv4p9kl">
+        <w:r>
+          <w:rPr>
+            <w:rFonts w:ascii="Arial" w:cs="Arial" w:eastAsia="Arial" w:hAnsi="Arial"/>
+            <w:color w:val="1F6B75"/>
+            <w:sz w:val="17"/>
+            <w:szCs w:val="17"/>
+            <w:u w:val="single" w:color="1F6B75"/>
+          </w:rPr>
+          <w:t xml:space="preserve">https://creativecommons.org/licenses/by-nc/4.0/</w:t>
+        </w:r>
+      </w:hyperlink>
+      <w:r>
+        <w:rPr>
+          <w:rFonts w:ascii="Arial" w:cs="Arial" w:eastAsia="Arial" w:hAnsi="Arial"/>
+          <w:sz w:val="17"/>
+          <w:szCs w:val="17"/>
+        </w:rPr>
+        <w:t xml:space="preserve">. You are free to copy, redistribute, and adapt this material in any medium or format, provided appropriate credit is given and the material is not used for commercial purposes. KICD learning outcomes and curriculum designations reproduced here for alignment purposes remain the property of KICD and are not covered by this license. Linked external resources (e.g. CK-12, Khan Academy, PhET) are subject to their own licenses.</w:t>
       </w:r>
     </w:p>
     <w:p>

--- a/data/outputs/v2/Maths/SS4.2_Probability_I/Mathematics_Probability_I_FinalExplanation.docx
+++ b/data/outputs/v2/Maths/SS4.2_Probability_I/Mathematics_Probability_I_FinalExplanation.docx
@@ -38,177 +38,6 @@
           <w:szCs w:val="22"/>
         </w:rPr>
         <w:t xml:space="preserve">Student Assessment Document</w:t>
-      </w:r>
-    </w:p>
-    <w:p>
-      <w:pPr>
-        <w:spacing w:after="80" w:before="120"/>
-      </w:pPr>
-      <w:r>
-        <w:rPr>
-          <w:rFonts w:ascii="Arial" w:cs="Arial" w:eastAsia="Arial" w:hAnsi="Arial"/>
-          <w:b/>
-          <w:bCs/>
-          <w:color w:val="1F3864"/>
-          <w:sz w:val="20"/>
-          <w:szCs w:val="20"/>
-        </w:rPr>
-        <w:t xml:space="preserve">ATTRIBUTION AND LICENSING</w:t>
-      </w:r>
-    </w:p>
-    <w:p>
-      <w:pPr>
-        <w:spacing w:after="60" w:before="0"/>
-      </w:pPr>
-      <w:r>
-        <w:rPr>
-          <w:rFonts w:ascii="Arial" w:cs="Arial" w:eastAsia="Arial" w:hAnsi="Arial"/>
-          <w:b/>
-          <w:bCs/>
-          <w:sz w:val="17"/>
-          <w:szCs w:val="17"/>
-        </w:rPr>
-        <w:t xml:space="preserve">Curriculum Alignment: </w:t>
-      </w:r>
-      <w:r>
-        <w:rPr>
-          <w:rFonts w:ascii="Arial" w:cs="Arial" w:eastAsia="Arial" w:hAnsi="Arial"/>
-          <w:sz w:val="17"/>
-          <w:szCs w:val="17"/>
-        </w:rPr>
-        <w:t xml:space="preserve">Structured in pedagogical alignment with the competence-based curriculum format and learning outcomes established by the Kenya Institute of Curriculum Development (KICD). This material is independently developed and is not officially endorsed or published by KICD.</w:t>
-      </w:r>
-    </w:p>
-    <w:p>
-      <w:pPr>
-        <w:spacing w:after="60" w:before="0"/>
-      </w:pPr>
-      <w:r>
-        <w:rPr>
-          <w:rFonts w:ascii="Arial" w:cs="Arial" w:eastAsia="Arial" w:hAnsi="Arial"/>
-          <w:b/>
-          <w:bCs/>
-          <w:sz w:val="17"/>
-          <w:szCs w:val="17"/>
-        </w:rPr>
-        <w:t xml:space="preserve">Content &amp; Pedagogy: </w:t>
-      </w:r>
-      <w:r>
-        <w:rPr>
-          <w:rFonts w:ascii="Arial" w:cs="Arial" w:eastAsia="Arial" w:hAnsi="Arial"/>
-          <w:sz w:val="17"/>
-          <w:szCs w:val="17"/>
-        </w:rPr>
-        <w:t xml:space="preserve">Developed and adapted by the educator team at SeaVuria (registered 501(c)(3) in the United States and registered NGO in Kenya, No. 872-850A-BF11), who designed the pedagogical framework, lesson templates and exemplar lessons on which this material is based.</w:t>
-      </w:r>
-    </w:p>
-    <w:p>
-      <w:pPr>
-        <w:spacing w:after="60" w:before="0"/>
-      </w:pPr>
-      <w:r>
-        <w:rPr>
-          <w:rFonts w:ascii="Arial" w:cs="Arial" w:eastAsia="Arial" w:hAnsi="Arial"/>
-          <w:b/>
-          <w:bCs/>
-          <w:sz w:val="17"/>
-          <w:szCs w:val="17"/>
-        </w:rPr>
-        <w:t xml:space="preserve">Production &amp; Layout: </w:t>
-      </w:r>
-      <w:r>
-        <w:rPr>
-          <w:rFonts w:ascii="Arial" w:cs="Arial" w:eastAsia="Arial" w:hAnsi="Arial"/>
-          <w:sz w:val="17"/>
-          <w:szCs w:val="17"/>
-        </w:rPr>
-        <w:t xml:space="preserve">Educational design and curriculum sequencing by SeaVuria. Technical layout, structural formatting, and digital optimization/implementation executed in partnership with ARES Education (registered 501(c)(3) in the United States and Canada (as Afretech Aid) and registered NGO in Kenya), with lesson drafting and compilation assisted by AI (Claude, Anthropic).</w:t>
-      </w:r>
-    </w:p>
-    <w:p>
-      <w:pPr>
-        <w:pBdr>
-          <w:bottom w:val="single" w:color="1F3864" w:sz="6" w:space="6"/>
-        </w:pBdr>
-        <w:spacing w:after="60" w:before="0"/>
-      </w:pPr>
-      <w:r>
-        <w:rPr>
-          <w:rFonts w:ascii="Arial" w:cs="Arial" w:eastAsia="Arial" w:hAnsi="Arial"/>
-          <w:b/>
-          <w:bCs/>
-          <w:sz w:val="17"/>
-          <w:szCs w:val="17"/>
-        </w:rPr>
-        <w:t xml:space="preserve">Licensing &amp; Copyright: </w:t>
-      </w:r>
-      <w:r>
-        <w:rPr>
-          <w:rFonts w:ascii="Arial" w:cs="Arial" w:eastAsia="Arial" w:hAnsi="Arial"/>
-          <w:sz w:val="17"/>
-          <w:szCs w:val="17"/>
-        </w:rPr>
-        <w:t xml:space="preserve">© 2026 SeaVuria and ARES. This work is licensed under a </w:t>
-      </w:r>
-      <w:hyperlink w:history="1" r:id="rIdxaxcpl6yqqzf3ktslnfhc">
-        <w:r>
-          <w:rPr>
-            <w:rFonts w:ascii="Arial" w:cs="Arial" w:eastAsia="Arial" w:hAnsi="Arial"/>
-            <w:color w:val="1F6B75"/>
-            <w:sz w:val="17"/>
-            <w:szCs w:val="17"/>
-            <w:u w:val="single" w:color="1F6B75"/>
-          </w:rPr>
-          <w:t xml:space="preserve">Creative Commons Attribution-NonCommercial 4.0 International License</w:t>
-        </w:r>
-      </w:hyperlink>
-      <w:r>
-        <w:rPr>
-          <w:rFonts w:ascii="Arial" w:cs="Arial" w:eastAsia="Arial" w:hAnsi="Arial"/>
-          <w:sz w:val="17"/>
-          <w:szCs w:val="17"/>
-        </w:rPr>
-        <w:t xml:space="preserve"> (</w:t>
-      </w:r>
-      <w:hyperlink w:history="1" r:id="rIddbezuabwog8ma_gz8vrxv">
-        <w:r>
-          <w:rPr>
-            <w:rFonts w:ascii="Arial" w:cs="Arial" w:eastAsia="Arial" w:hAnsi="Arial"/>
-            <w:color w:val="1F6B75"/>
-            <w:sz w:val="17"/>
-            <w:szCs w:val="17"/>
-            <w:u w:val="single" w:color="1F6B75"/>
-          </w:rPr>
-          <w:t xml:space="preserve">CC BY-NC 4.0</w:t>
-        </w:r>
-      </w:hyperlink>
-      <w:r>
-        <w:rPr>
-          <w:rFonts w:ascii="Arial" w:cs="Arial" w:eastAsia="Arial" w:hAnsi="Arial"/>
-          <w:sz w:val="17"/>
-          <w:szCs w:val="17"/>
-        </w:rPr>
-        <w:t xml:space="preserve">). To view a copy of this license, visit </w:t>
-      </w:r>
-      <w:hyperlink w:history="1" r:id="rIdg-eczq3h_kmuydqv4p9kl">
-        <w:r>
-          <w:rPr>
-            <w:rFonts w:ascii="Arial" w:cs="Arial" w:eastAsia="Arial" w:hAnsi="Arial"/>
-            <w:color w:val="1F6B75"/>
-            <w:sz w:val="17"/>
-            <w:szCs w:val="17"/>
-            <w:u w:val="single" w:color="1F6B75"/>
-          </w:rPr>
-          <w:t xml:space="preserve">https://creativecommons.org/licenses/by-nc/4.0/</w:t>
-        </w:r>
-      </w:hyperlink>
-      <w:r>
-        <w:rPr>
-          <w:rFonts w:ascii="Arial" w:cs="Arial" w:eastAsia="Arial" w:hAnsi="Arial"/>
-          <w:sz w:val="17"/>
-          <w:szCs w:val="17"/>
-        </w:rPr>
-        <w:t xml:space="preserve">. You are free to copy, redistribute, and adapt this material in any medium or format, provided appropriate credit is given and the material is not used for commercial purposes. KICD learning outcomes and curriculum designations reproduced here for alignment purposes remain the property of KICD and are not covered by this license. Linked external resources (e.g. CK-12, Khan Academy, PhET) are subject to their own licenses.</w:t>
       </w:r>
     </w:p>
     <w:p>
@@ -2077,6 +1906,185 @@
         </w:tc>
       </w:tr>
     </w:tbl>
+    <w:p>
+      <w:pPr>
+        <w:spacing w:after="120"/>
+      </w:pPr>
+      <w:r>
+        <w:t xml:space="preserve"/>
+      </w:r>
+    </w:p>
+    <w:p>
+      <w:pPr>
+        <w:spacing w:after="80" w:before="120"/>
+      </w:pPr>
+      <w:r>
+        <w:rPr>
+          <w:rFonts w:ascii="Arial" w:cs="Arial" w:eastAsia="Arial" w:hAnsi="Arial"/>
+          <w:b/>
+          <w:bCs/>
+          <w:color w:val="1F3864"/>
+          <w:sz w:val="20"/>
+          <w:szCs w:val="20"/>
+        </w:rPr>
+        <w:t xml:space="preserve">ATTRIBUTION AND LICENSING</w:t>
+      </w:r>
+    </w:p>
+    <w:p>
+      <w:pPr>
+        <w:spacing w:after="60" w:before="0"/>
+      </w:pPr>
+      <w:r>
+        <w:rPr>
+          <w:rFonts w:ascii="Arial" w:cs="Arial" w:eastAsia="Arial" w:hAnsi="Arial"/>
+          <w:b/>
+          <w:bCs/>
+          <w:sz w:val="17"/>
+          <w:szCs w:val="17"/>
+        </w:rPr>
+        <w:t xml:space="preserve">Curriculum Alignment: </w:t>
+      </w:r>
+      <w:r>
+        <w:rPr>
+          <w:rFonts w:ascii="Arial" w:cs="Arial" w:eastAsia="Arial" w:hAnsi="Arial"/>
+          <w:sz w:val="17"/>
+          <w:szCs w:val="17"/>
+        </w:rPr>
+        <w:t xml:space="preserve">Structured in pedagogical alignment with the competence-based curriculum format and learning outcomes established by the Kenya Institute of Curriculum Development (KICD). This material is independently developed and is not officially endorsed or published by KICD.</w:t>
+      </w:r>
+    </w:p>
+    <w:p>
+      <w:pPr>
+        <w:spacing w:after="60" w:before="0"/>
+      </w:pPr>
+      <w:r>
+        <w:rPr>
+          <w:rFonts w:ascii="Arial" w:cs="Arial" w:eastAsia="Arial" w:hAnsi="Arial"/>
+          <w:b/>
+          <w:bCs/>
+          <w:sz w:val="17"/>
+          <w:szCs w:val="17"/>
+        </w:rPr>
+        <w:t xml:space="preserve">Content &amp; Pedagogy: </w:t>
+      </w:r>
+      <w:r>
+        <w:rPr>
+          <w:rFonts w:ascii="Arial" w:cs="Arial" w:eastAsia="Arial" w:hAnsi="Arial"/>
+          <w:sz w:val="17"/>
+          <w:szCs w:val="17"/>
+        </w:rPr>
+        <w:t xml:space="preserve">Developed and adapted by the educator team at SeaVuria (registered 501(c)(3) in the United States and registered NGO in Kenya, No. 872-850A-BF11), who designed the pedagogical framework, lesson templates and exemplar lessons on which this material is based.</w:t>
+      </w:r>
+    </w:p>
+    <w:p>
+      <w:pPr>
+        <w:spacing w:after="60" w:before="0"/>
+      </w:pPr>
+      <w:r>
+        <w:rPr>
+          <w:rFonts w:ascii="Arial" w:cs="Arial" w:eastAsia="Arial" w:hAnsi="Arial"/>
+          <w:b/>
+          <w:bCs/>
+          <w:sz w:val="17"/>
+          <w:szCs w:val="17"/>
+        </w:rPr>
+        <w:t xml:space="preserve">Production &amp; Layout: </w:t>
+      </w:r>
+      <w:r>
+        <w:rPr>
+          <w:rFonts w:ascii="Arial" w:cs="Arial" w:eastAsia="Arial" w:hAnsi="Arial"/>
+          <w:sz w:val="17"/>
+          <w:szCs w:val="17"/>
+        </w:rPr>
+        <w:t xml:space="preserve">Educational design and curriculum sequencing by SeaVuria. Technical layout, structural formatting, and digital optimization/implementation executed in partnership with ARES Education (registered 501(c)(3) in the United States and Canada (as Afretech Aid) and registered NGO in Kenya), with lesson drafting and compilation assisted by AI (Claude, Anthropic).</w:t>
+      </w:r>
+    </w:p>
+    <w:p>
+      <w:pPr>
+        <w:pBdr>
+          <w:bottom w:val="single" w:color="1F3864" w:sz="6" w:space="6"/>
+        </w:pBdr>
+        <w:spacing w:after="60" w:before="0"/>
+      </w:pPr>
+      <w:r>
+        <w:rPr>
+          <w:rFonts w:ascii="Arial" w:cs="Arial" w:eastAsia="Arial" w:hAnsi="Arial"/>
+          <w:b/>
+          <w:bCs/>
+          <w:sz w:val="17"/>
+          <w:szCs w:val="17"/>
+        </w:rPr>
+        <w:t xml:space="preserve">Licensing &amp; Copyright: </w:t>
+      </w:r>
+      <w:r>
+        <w:rPr>
+          <w:rFonts w:ascii="Arial" w:cs="Arial" w:eastAsia="Arial" w:hAnsi="Arial"/>
+          <w:sz w:val="17"/>
+          <w:szCs w:val="17"/>
+        </w:rPr>
+        <w:t xml:space="preserve">© 2026 SeaVuria and ARES. This work is licensed under a </w:t>
+      </w:r>
+      <w:hyperlink w:history="1" r:id="rIdsd8hi08uxm75uq0ij3zji">
+        <w:r>
+          <w:rPr>
+            <w:rFonts w:ascii="Arial" w:cs="Arial" w:eastAsia="Arial" w:hAnsi="Arial"/>
+            <w:color w:val="1F6B75"/>
+            <w:sz w:val="17"/>
+            <w:szCs w:val="17"/>
+            <w:u w:val="single" w:color="1F6B75"/>
+          </w:rPr>
+          <w:t xml:space="preserve">Creative Commons Attribution-NonCommercial 4.0 International License</w:t>
+        </w:r>
+      </w:hyperlink>
+      <w:r>
+        <w:rPr>
+          <w:rFonts w:ascii="Arial" w:cs="Arial" w:eastAsia="Arial" w:hAnsi="Arial"/>
+          <w:sz w:val="17"/>
+          <w:szCs w:val="17"/>
+        </w:rPr>
+        <w:t xml:space="preserve"> (</w:t>
+      </w:r>
+      <w:hyperlink w:history="1" r:id="rId2aw4_pomwpccbuamhnclv">
+        <w:r>
+          <w:rPr>
+            <w:rFonts w:ascii="Arial" w:cs="Arial" w:eastAsia="Arial" w:hAnsi="Arial"/>
+            <w:color w:val="1F6B75"/>
+            <w:sz w:val="17"/>
+            <w:szCs w:val="17"/>
+            <w:u w:val="single" w:color="1F6B75"/>
+          </w:rPr>
+          <w:t xml:space="preserve">CC BY-NC 4.0</w:t>
+        </w:r>
+      </w:hyperlink>
+      <w:r>
+        <w:rPr>
+          <w:rFonts w:ascii="Arial" w:cs="Arial" w:eastAsia="Arial" w:hAnsi="Arial"/>
+          <w:sz w:val="17"/>
+          <w:szCs w:val="17"/>
+        </w:rPr>
+        <w:t xml:space="preserve">). To view a copy of this license, visit </w:t>
+      </w:r>
+      <w:hyperlink w:history="1" r:id="rIduy6ksj9qo56cjpsbruukj">
+        <w:r>
+          <w:rPr>
+            <w:rFonts w:ascii="Arial" w:cs="Arial" w:eastAsia="Arial" w:hAnsi="Arial"/>
+            <w:color w:val="1F6B75"/>
+            <w:sz w:val="17"/>
+            <w:szCs w:val="17"/>
+            <w:u w:val="single" w:color="1F6B75"/>
+          </w:rPr>
+          <w:t xml:space="preserve">https://creativecommons.org/licenses/by-nc/4.0/</w:t>
+        </w:r>
+      </w:hyperlink>
+      <w:r>
+        <w:rPr>
+          <w:rFonts w:ascii="Arial" w:cs="Arial" w:eastAsia="Arial" w:hAnsi="Arial"/>
+          <w:sz w:val="17"/>
+          <w:szCs w:val="17"/>
+        </w:rPr>
+        <w:t xml:space="preserve">. You are free to copy, redistribute, and adapt this material in any medium or format, provided appropriate credit is given and the material is not used for commercial purposes. KICD learning outcomes and curriculum designations reproduced here for alignment purposes remain the property of KICD and are not covered by this license. Linked external resources (e.g. CK-12, Khan Academy, PhET) are subject to their own licenses.</w:t>
+      </w:r>
+    </w:p>
     <w:sectPr>
       <w:pgSz w:w="15840" w:h="12240" w:orient="landscape"/>
       <w:pgMar w:top="1080" w:right="1080" w:bottom="1080" w:left="1080" w:header="708" w:footer="708" w:gutter="0"/>

--- a/data/outputs/v2/Maths/SS4.2_Probability_I/Mathematics_Probability_I_FinalExplanation.docx
+++ b/data/outputs/v2/Maths/SS4.2_Probability_I/Mathematics_Probability_I_FinalExplanation.docx
@@ -95,7 +95,7 @@
                 <w:sz w:val="22"/>
                 <w:szCs w:val="22"/>
               </w:rPr>
-              <w:t xml:space="preserve">FINAL EXPLANATION: MATHEMATICS GRADE 10 – SUB-STRAND 4.2: PROBABILITY I</w:t>
+              <w:t xml:space="preserve">FINAL EXPLANATION: MATHEMATICS GRADE 10: 4.2 PROBABILITY I</w:t>
             </w:r>
           </w:p>
         </w:tc>
@@ -422,7 +422,7 @@
                 <w:sz w:val="18"/>
                 <w:szCs w:val="18"/>
               </w:rPr>
-              <w:t xml:space="preserve">This is your Final Explanation assessment. You will write a structured response to the driving question using everything you have learned across the 9 lessons in this unit. Read the driving question carefully, then complete each section below in your own words. Use mathematics, vocabulary from the unit, and evidence from Mama Njeri's mandazi data to support every claim you make. Your explanation should show that you can connect probability concepts to real-life decision-making — not just define terms. Write clearly and in full sentences. A strong response does not just recall facts; it reasons, justifies, and applies.</w:t>
+              <w:t xml:space="preserve">This is your Final Explanation for the unit. Use what you learned about Mama Njeri's mandazi stall at Gikomba Market to answer the driving question: How can we use mathematics to measure and predict the likelihood of uncertain everyday events, so we can make smarter decisions even when we cannot be certain of the outcome? Write your answers in the space under each prompt. Show your working for every calculation and write probabilities as fractions or decimals between 0 and 1. Use words from the unit, such as random experiment, sample space, event, relative frequency, mutually exclusive and independent. Always link your answer back to Mama Njeri's stall.</w:t>
             </w:r>
           </w:p>
         </w:tc>
@@ -450,14 +450,12 @@
         <w:tblLayout w:type="fixed"/>
       </w:tblPr>
       <w:tblGrid>
-        <w:gridCol w:w="3000"/>
-        <w:gridCol w:w="10680"/>
+        <w:gridCol w:w="13680"/>
       </w:tblGrid>
       <w:tr>
         <w:tc>
           <w:tcPr>
             <w:tcW w:type="dxa" w:w="13680"/>
-            <w:gridSpan w:val="2"/>
             <w:shd w:fill="1F3864" w:color="auto" w:val="clear"/>
             <w:tcMar>
               <w:top w:type="dxa" w:w="60"/>
@@ -483,15 +481,15 @@
                 <w:sz w:val="22"/>
                 <w:szCs w:val="22"/>
               </w:rPr>
-              <w:t xml:space="preserve">Section 1: Setting Up the Sample Space</w:t>
-            </w:r>
-          </w:p>
-        </w:tc>
-      </w:tr>
-      <w:tr>
-        <w:tc>
-          <w:tcPr>
-            <w:tcW w:type="dxa" w:w="3000"/>
+              <w:t xml:space="preserve">Part 1: Why does the fraction of good days settle down?</w:t>
+            </w:r>
+          </w:p>
+        </w:tc>
+      </w:tr>
+      <w:tr>
+        <w:tc>
+          <w:tcPr>
+            <w:tcW w:type="dxa" w:w="13680"/>
             <w:shd w:fill="D9EEF1" w:color="auto" w:val="clear"/>
             <w:tcMar>
               <w:top w:type="dxa" w:w="60"/>
@@ -517,13 +515,18 @@
                 <w:sz w:val="18"/>
                 <w:szCs w:val="18"/>
               </w:rPr>
-              <w:t xml:space="preserve">Before you can measure likelihood, you need to know what outcomes are possible. Describe Mama Njeri's situation by defining the sample space for her daily mandazi sales. What counts as a 'good day'? What counts as a 'bad day'? Use correct probability vocabulary (experiment, trial, outcome, event, sample space) and explain what each term means in the context of her stall at Gikomba Market.</w:t>
-            </w:r>
-          </w:p>
-        </w:tc>
-        <w:tc>
-          <w:tcPr>
-            <w:tcW w:type="dxa" w:w="10680"/>
+              <w:t xml:space="preserve">Mama Njeri kept a 60-day notebook. A 'good day' is a day when she sells at least 80% of her stock. Suppose 24 of the 60 days were good days. (a) Calculate the experimental probability of a good day. (b) In your own words, explain what this number tells Mama Njeri and what it does NOT tell her about tomorrow. (c) Your class plotted running relative frequencies for coins and bottle caps. Use that evidence to explain why the fraction of good days in her notebook becomes steadier the longer she keeps records, even though each single day is unpredictable.</w:t>
+            </w:r>
+          </w:p>
+        </w:tc>
+      </w:tr>
+      <w:tr>
+        <w:trPr>
+          <w:trHeight w:val="4200" w:hRule="atLeast"/>
+        </w:trPr>
+        <w:tc>
+          <w:tcPr>
+            <w:tcW w:type="dxa" w:w="13680"/>
             <w:shd w:fill="FFFFFF" w:color="auto" w:val="clear"/>
             <w:tcMar>
               <w:top w:type="dxa" w:w="60"/>
@@ -543,13 +546,13 @@
                 <w:rFonts w:ascii="Arial" w:cs="Arial" w:eastAsia="Arial" w:hAnsi="Arial"/>
                 <w:b w:val="false"/>
                 <w:bCs w:val="false"/>
-                <w:i w:val="false"/>
-                <w:iCs w:val="false"/>
-                <w:color w:val="000000"/>
-                <w:sz w:val="18"/>
-                <w:szCs w:val="18"/>
-              </w:rPr>
-              <w:t xml:space="preserve">Mama Njeri's situation is a probability experiment because the outcome — how many mandazi she sells each day — is uncertain, even though the process (frying and selling mandazi) is repeated in a similar way every day. Each day she opens her stall is one trial. An outcome is the specific number of mandazi sold on that day. The sample space (S) is the set of all possible outcomes, which in her case could be any whole number from 0 (she sells nothing) up to however many mandazi she fried that morning — for example, if she fries 50 mandazi, then S = {0, 1, 2, 3, …, 50}. An event is a subset of the sample space we are interested in. The event 'good day' (let's call it event G) is the set of outcomes where she sells at least 80% of her stock — so if she fries 50 mandazi, a good day means selling 40 or more, giving G = {40, 41, 42, …, 50}. A 'bad day' is the complementary event G', meaning she sells fewer than 40 mandazi. Defining the sample space precisely is the first step, because without knowing all possible outcomes, we cannot assign probabilities correctly.</w:t>
+                <w:i/>
+                <w:iCs/>
+                <w:color w:val="808080"/>
+                <w:sz w:val="18"/>
+                <w:szCs w:val="18"/>
+              </w:rPr>
+              <w:t xml:space="preserve">Write your answer here:</w:t>
             </w:r>
           </w:p>
         </w:tc>
@@ -577,14 +580,12 @@
         <w:tblLayout w:type="fixed"/>
       </w:tblPr>
       <w:tblGrid>
-        <w:gridCol w:w="3000"/>
-        <w:gridCol w:w="10680"/>
+        <w:gridCol w:w="13680"/>
       </w:tblGrid>
       <w:tr>
         <w:tc>
           <w:tcPr>
             <w:tcW w:type="dxa" w:w="13680"/>
-            <w:gridSpan w:val="2"/>
             <w:shd w:fill="1F3864" w:color="auto" w:val="clear"/>
             <w:tcMar>
               <w:top w:type="dxa" w:w="60"/>
@@ -610,15 +611,15 @@
                 <w:sz w:val="22"/>
                 <w:szCs w:val="22"/>
               </w:rPr>
-              <w:t xml:space="preserve">Section 2: Measuring Probability — Theoretical and Experimental</w:t>
-            </w:r>
-          </w:p>
-        </w:tc>
-      </w:tr>
-      <w:tr>
-        <w:tc>
-          <w:tcPr>
-            <w:tcW w:type="dxa" w:w="3000"/>
+              <w:t xml:space="preserve">Part 2: Reasoning before the stall opens</w:t>
+            </w:r>
+          </w:p>
+        </w:tc>
+      </w:tr>
+      <w:tr>
+        <w:tc>
+          <w:tcPr>
+            <w:tcW w:type="dxa" w:w="13680"/>
             <w:shd w:fill="D9EEF1" w:color="auto" w:val="clear"/>
             <w:tcMar>
               <w:top w:type="dxa" w:w="60"/>
@@ -644,13 +645,18 @@
                 <w:sz w:val="18"/>
                 <w:szCs w:val="18"/>
               </w:rPr>
-              <w:t xml:space="preserve">Mama Njeri has kept a notebook of her sales for three months (about 90 days). Explain TWO ways probability can be calculated: (a) theoretical probability and (b) experimental (relative frequency) probability. Which type is more useful for Mama Njeri's problem, and why? Use a worked numerical example with realistic numbers from her notebook data to support your answer.</w:t>
-            </w:r>
-          </w:p>
-        </w:tc>
-        <w:tc>
-          <w:tcPr>
-            <w:tcW w:type="dxa" w:w="10680"/>
+              <w:t xml:space="preserve">(a) List the sample space when two fair coins are tossed together. (b) Use your sample space to find the theoretical probability of getting exactly one head. (c) Explain how theoretical probability helps us understand why experimental relative frequencies settle down over many trials, and why Mama Njeri can reason about probability even before she opens her stall.</w:t>
+            </w:r>
+          </w:p>
+        </w:tc>
+      </w:tr>
+      <w:tr>
+        <w:trPr>
+          <w:trHeight w:val="4200" w:hRule="atLeast"/>
+        </w:trPr>
+        <w:tc>
+          <w:tcPr>
+            <w:tcW w:type="dxa" w:w="13680"/>
             <w:shd w:fill="FFFFFF" w:color="auto" w:val="clear"/>
             <w:tcMar>
               <w:top w:type="dxa" w:w="60"/>
@@ -670,13 +676,13 @@
                 <w:rFonts w:ascii="Arial" w:cs="Arial" w:eastAsia="Arial" w:hAnsi="Arial"/>
                 <w:b w:val="false"/>
                 <w:bCs w:val="false"/>
-                <w:i w:val="false"/>
-                <w:iCs w:val="false"/>
-                <w:color w:val="000000"/>
-                <w:sz w:val="18"/>
-                <w:szCs w:val="18"/>
-              </w:rPr>
-              <w:t xml:space="preserve">There are two main ways to calculate probability. Theoretical probability is used when all outcomes are equally likely and we can work out the probability using logic alone. It is defined as: P(event) = Number of favourable outcomes ÷ Total number of outcomes in the sample space. For example, if Mama Njeri were rolling a fair die to decide her batch size, the probability of rolling a 6 would be 1/6 ≈ 0.167, because each face is equally likely. However, mandazi sales do not have equally likely outcomes — selling 50 is not just as likely as selling 10 — so pure theoretical probability based on equally likely outcomes does not fully apply here. Experimental probability (relative frequency) is calculated from real data: P(event) ≈ Number of times the event occurred ÷ Total number of trials. This is more useful for Mama Njeri. Suppose her notebook shows that out of 90 days, she had 54 good days (selling ≥ 80% of her stock). Then: P(good day) ≈ 54 ÷ 90 = 0.6 = 60%. This means that based on her past records, roughly 6 out of every 10 days are good days. The more trials she records, the more reliable this estimate becomes — which is why her notebook of 90 days gives a much better estimate than a notebook of only 5 days would.</w:t>
+                <w:i/>
+                <w:iCs/>
+                <w:color w:val="808080"/>
+                <w:sz w:val="18"/>
+                <w:szCs w:val="18"/>
+              </w:rPr>
+              <w:t xml:space="preserve">Write your answer here:</w:t>
             </w:r>
           </w:p>
         </w:tc>
@@ -704,14 +710,12 @@
         <w:tblLayout w:type="fixed"/>
       </w:tblPr>
       <w:tblGrid>
-        <w:gridCol w:w="3000"/>
-        <w:gridCol w:w="10680"/>
+        <w:gridCol w:w="13680"/>
       </w:tblGrid>
       <w:tr>
         <w:tc>
           <w:tcPr>
             <w:tcW w:type="dxa" w:w="13680"/>
-            <w:gridSpan w:val="2"/>
             <w:shd w:fill="1F3864" w:color="auto" w:val="clear"/>
             <w:tcMar>
               <w:top w:type="dxa" w:w="60"/>
@@ -737,15 +741,15 @@
                 <w:sz w:val="22"/>
                 <w:szCs w:val="22"/>
               </w:rPr>
-              <w:t xml:space="preserve">Section 3: The Law of Large Numbers — Why the Fraction Stabilises</w:t>
-            </w:r>
-          </w:p>
-        </w:tc>
-      </w:tr>
-      <w:tr>
-        <w:tc>
-          <w:tcPr>
-            <w:tcW w:type="dxa" w:w="3000"/>
+              <w:t xml:space="preserve">Part 3: Events that overlap</w:t>
+            </w:r>
+          </w:p>
+        </w:tc>
+      </w:tr>
+      <w:tr>
+        <w:tc>
+          <w:tcPr>
+            <w:tcW w:type="dxa" w:w="13680"/>
             <w:shd w:fill="D9EEF1" w:color="auto" w:val="clear"/>
             <w:tcMar>
               <w:top w:type="dxa" w:w="60"/>
@@ -771,13 +775,18 @@
                 <w:sz w:val="18"/>
                 <w:szCs w:val="18"/>
               </w:rPr>
-              <w:t xml:space="preserve">Students examining Mama Njeri's notebook noticed something surprising: even though individual daily sales jump around unpredictably, the proportion of 'good days' seems to settle towards a stable value the longer they look. Explain this observation using the Law of Large Numbers. Why are single days unpredictable, yet long-run patterns reliable? Use a sketch, table, or numerical example to illustrate how relative frequency changes as the number of trials increases.</w:t>
-            </w:r>
-          </w:p>
-        </w:tc>
-        <w:tc>
-          <w:tcPr>
-            <w:tcW w:type="dxa" w:w="10680"/>
+              <w:t xml:space="preserve">Over 20 days in Nakuru, a seller recorded days with HIGH SALES (H) and days with HEAVY RAIN (R). There were 9 days with high sales and 6 days with heavy rain. On 3 of the days there was both high sales and heavy rain. (a) How many of the 20 days had high sales OR heavy rain (or both)? Use a Venn diagram to help you. (b) Write your answer to (a) as a probability P(H ∪ R). (c) A student finds the number of days by working out 9 + 6. Is this correct? Explain, and write the Addition Law of Probability for any two events A and B. (d) Explain how the Addition Law changes when two events are mutually exclusive. Give one example from Mama Njeri's stall.</w:t>
+            </w:r>
+          </w:p>
+        </w:tc>
+      </w:tr>
+      <w:tr>
+        <w:trPr>
+          <w:trHeight w:val="4200" w:hRule="atLeast"/>
+        </w:trPr>
+        <w:tc>
+          <w:tcPr>
+            <w:tcW w:type="dxa" w:w="13680"/>
             <w:shd w:fill="FFFFFF" w:color="auto" w:val="clear"/>
             <w:tcMar>
               <w:top w:type="dxa" w:w="60"/>
@@ -797,13 +806,13 @@
                 <w:rFonts w:ascii="Arial" w:cs="Arial" w:eastAsia="Arial" w:hAnsi="Arial"/>
                 <w:b w:val="false"/>
                 <w:bCs w:val="false"/>
-                <w:i w:val="false"/>
-                <w:iCs w:val="false"/>
-                <w:color w:val="000000"/>
-                <w:sz w:val="18"/>
-                <w:szCs w:val="18"/>
-              </w:rPr>
-              <w:t xml:space="preserve">The key idea here is the Law of Large Numbers: as the number of trials increases, the experimental probability (relative frequency) gets closer and closer to the true probability of the event. This is why Mama Njeri's proportion of good days stabilises over time, even though she cannot predict any single day. Think of it this way — imagine flipping a fair coin. On the first 5 flips you might get 4 heads (relative frequency = 0.8), which seems far from 0.5. But after 1,000 flips, the relative frequency of heads will be very close to 0.5. The same principle applies to Mama Njeri's sales. After just 5 days, her proportion of good days might be 1/5 = 0.2 or 4/5 = 0.8 — these early values are unreliable. But after 90 days, the proportion has had many more trials to 'average out' the extreme days, and it converges towards the true underlying probability. A table helps show this: after 10 days — 7 good days — relative frequency = 0.70; after 30 days — 19 good days — relative frequency = 0.63; after 60 days — 37 good days — relative frequency = 0.62; after 90 days — 54 good days — relative frequency = 0.60. The values are settling towards 0.60. Individual days are unpredictable because each one depends on many uncontrolled factors (weather, nearby competition, whether it is a market day). But across many days, these random factors balance out, revealing the underlying pattern. This is the core tension of the unit: uncertainty in the short run, predictability in the long run.</w:t>
+                <w:i/>
+                <w:iCs/>
+                <w:color w:val="808080"/>
+                <w:sz w:val="18"/>
+                <w:szCs w:val="18"/>
+              </w:rPr>
+              <w:t xml:space="preserve">Write your answer here:</w:t>
             </w:r>
           </w:p>
         </w:tc>
@@ -831,14 +840,12 @@
         <w:tblLayout w:type="fixed"/>
       </w:tblPr>
       <w:tblGrid>
-        <w:gridCol w:w="3000"/>
-        <w:gridCol w:w="10680"/>
+        <w:gridCol w:w="13680"/>
       </w:tblGrid>
       <w:tr>
         <w:tc>
           <w:tcPr>
             <w:tcW w:type="dxa" w:w="13680"/>
-            <w:gridSpan w:val="2"/>
             <w:shd w:fill="1F3864" w:color="auto" w:val="clear"/>
             <w:tcMar>
               <w:top w:type="dxa" w:w="60"/>
@@ -864,15 +871,15 @@
                 <w:sz w:val="22"/>
                 <w:szCs w:val="22"/>
               </w:rPr>
-              <w:t xml:space="preserve">Section 4: Using Probability to Make a Smarter Decision</w:t>
-            </w:r>
-          </w:p>
-        </w:tc>
-      </w:tr>
-      <w:tr>
-        <w:tc>
-          <w:tcPr>
-            <w:tcW w:type="dxa" w:w="3000"/>
+              <w:t xml:space="preserve">Part 4: One day after another</w:t>
+            </w:r>
+          </w:p>
+        </w:tc>
+      </w:tr>
+      <w:tr>
+        <w:tc>
+          <w:tcPr>
+            <w:tcW w:type="dxa" w:w="13680"/>
             <w:shd w:fill="D9EEF1" w:color="auto" w:val="clear"/>
             <w:tcMar>
               <w:top w:type="dxa" w:w="60"/>
@@ -898,13 +905,18 @@
                 <w:sz w:val="18"/>
                 <w:szCs w:val="18"/>
               </w:rPr>
-              <w:t xml:space="preserve">Now apply your understanding directly to Mama Njeri's problem. She wants to decide how many mandazi to fry each morning. Using the probability you calculated from her notebook, explain the decision she should make and why. Consider at least TWO outcomes or scenarios (e.g., frying too many vs. frying too few) and connect them to probability. Show any calculations clearly.</w:t>
-            </w:r>
-          </w:p>
-        </w:tc>
-        <w:tc>
-          <w:tcPr>
-            <w:tcW w:type="dxa" w:w="10680"/>
+              <w:t xml:space="preserve">Suppose the probability that any day is a good day for Mama Njeri is 0.4, and each day is independent of the others. (a) Draw a two-day probability tree diagram. Label every branch and every path with its probability. (b) Find the probability of two good days in a row, the probability of two bad days in a row, and the probability of exactly one good day in the two days. (c) Explain how you could check that your path probabilities are all correct. (d) A classmate says that independent events and mutually exclusive events mean the same thing. Do you agree? Explain the difference using an example from Mama Njeri's stall.</w:t>
+            </w:r>
+          </w:p>
+        </w:tc>
+      </w:tr>
+      <w:tr>
+        <w:trPr>
+          <w:trHeight w:val="4200" w:hRule="atLeast"/>
+        </w:trPr>
+        <w:tc>
+          <w:tcPr>
+            <w:tcW w:type="dxa" w:w="13680"/>
             <w:shd w:fill="FFFFFF" w:color="auto" w:val="clear"/>
             <w:tcMar>
               <w:top w:type="dxa" w:w="60"/>
@@ -924,13 +936,13 @@
                 <w:rFonts w:ascii="Arial" w:cs="Arial" w:eastAsia="Arial" w:hAnsi="Arial"/>
                 <w:b w:val="false"/>
                 <w:bCs w:val="false"/>
-                <w:i w:val="false"/>
-                <w:iCs w:val="false"/>
-                <w:color w:val="000000"/>
-                <w:sz w:val="18"/>
-                <w:szCs w:val="18"/>
-              </w:rPr>
-              <w:t xml:space="preserve">Using Mama Njeri's experimental probability of a good day as P(good day) = 0.60, we can help her make a smarter decision. Suppose she is choosing between frying 40 mandazi or 50 mandazi each morning, and each mandazi costs her KSh 5 to make and sells for KSh 15. Scenario A — She fries 50 mandazi: On a good day (probability 0.60), she sells at least 40 (≥ 80%), earning approximately KSh 600 revenue. On a bad day (probability 0.40), she sells fewer than 40 — say on average 30 — and wastes 20 unsold mandazi, losing KSh 100 in wasted ingredients. Scenario B — She fries 40 mandazi: On a good day, she sells all 40 and earns KSh 600 with no waste, but she also misses the chance to earn more from the extra customers she turns away. On a bad day (probability 0.40), she sells about 30 and wastes only 10 mandazi, losing only KSh 50. Probability tells Mama Njeri that a bad day happens 40% of the time — that is 2 days out of every 5. This is frequent enough that consistently frying 50 mandazi is quite risky. A probability-informed decision might be to fry 40–45 mandazi on regular weekdays, and increase to 50 on Saturdays and public market days if her data shows those days have a higher probability of being good days. The key insight is that probability does not eliminate uncertainty — it gives you a rational, evidence-based way to manage it and reduce unnecessary losses.</w:t>
+                <w:i/>
+                <w:iCs/>
+                <w:color w:val="808080"/>
+                <w:sz w:val="18"/>
+                <w:szCs w:val="18"/>
+              </w:rPr>
+              <w:t xml:space="preserve">Write your answer here:</w:t>
             </w:r>
           </w:p>
         </w:tc>
@@ -958,14 +970,12 @@
         <w:tblLayout w:type="fixed"/>
       </w:tblPr>
       <w:tblGrid>
-        <w:gridCol w:w="3000"/>
-        <w:gridCol w:w="10680"/>
+        <w:gridCol w:w="13680"/>
       </w:tblGrid>
       <w:tr>
         <w:tc>
           <w:tcPr>
             <w:tcW w:type="dxa" w:w="13680"/>
-            <w:gridSpan w:val="2"/>
             <w:shd w:fill="1F3864" w:color="auto" w:val="clear"/>
             <w:tcMar>
               <w:top w:type="dxa" w:w="60"/>
@@ -991,15 +1001,15 @@
                 <w:sz w:val="22"/>
                 <w:szCs w:val="22"/>
               </w:rPr>
-              <w:t xml:space="preserve">Section 5: Answering the Driving Question</w:t>
-            </w:r>
-          </w:p>
-        </w:tc>
-      </w:tr>
-      <w:tr>
-        <w:tc>
-          <w:tcPr>
-            <w:tcW w:type="dxa" w:w="3000"/>
+              <w:t xml:space="preserve">Part 5: Advising Mama Njeri and answering the driving question</w:t>
+            </w:r>
+          </w:p>
+        </w:tc>
+      </w:tr>
+      <w:tr>
+        <w:tc>
+          <w:tcPr>
+            <w:tcW w:type="dxa" w:w="13680"/>
             <w:shd w:fill="D9EEF1" w:color="auto" w:val="clear"/>
             <w:tcMar>
               <w:top w:type="dxa" w:w="60"/>
@@ -1025,13 +1035,18 @@
                 <w:sz w:val="18"/>
                 <w:szCs w:val="18"/>
               </w:rPr>
-              <w:t xml:space="preserve">Bring everything together. In a well-reasoned paragraph (or two), answer the driving question directly: How can we use mathematics to measure and predict the likelihood of uncertain everyday events — like Mama Njeri's mandazi sales — so we can make smarter decisions even when we cannot be certain of the outcome? Your answer must reference: the concept of probability, experimental vs. theoretical probability, the Law of Large Numbers, and at least one real-life connection beyond Mama Njeri's stall.</w:t>
-            </w:r>
-          </w:p>
-        </w:tc>
-        <w:tc>
-          <w:tcPr>
-            <w:tcW w:type="dxa" w:w="10680"/>
+              <w:t xml:space="preserve">Write a short recommendation to Mama Njeri about how to plan her daily batch of mandazi. (a) Use at least three tools from this unit (for example experimental probability, the Addition Law, the Multiplication Law or a tree diagram), and use numbers from your earlier answers. (b) Explain why your advice is a better strategy than guessing, even though probability cannot tell her what will happen tomorrow. (c) Using your recommendation, answer the driving question in two or three sentences.</w:t>
+            </w:r>
+          </w:p>
+        </w:tc>
+      </w:tr>
+      <w:tr>
+        <w:trPr>
+          <w:trHeight w:val="4200" w:hRule="atLeast"/>
+        </w:trPr>
+        <w:tc>
+          <w:tcPr>
+            <w:tcW w:type="dxa" w:w="13680"/>
             <w:shd w:fill="FFFFFF" w:color="auto" w:val="clear"/>
             <w:tcMar>
               <w:top w:type="dxa" w:w="60"/>
@@ -1051,13 +1066,13 @@
                 <w:rFonts w:ascii="Arial" w:cs="Arial" w:eastAsia="Arial" w:hAnsi="Arial"/>
                 <w:b w:val="false"/>
                 <w:bCs w:val="false"/>
-                <w:i w:val="false"/>
-                <w:iCs w:val="false"/>
-                <w:color w:val="000000"/>
-                <w:sz w:val="18"/>
-                <w:szCs w:val="18"/>
-              </w:rPr>
-              <w:t xml:space="preserve">Mathematics gives us a powerful tool — probability — to make sense of uncertainty. Even though no one can know exactly how many mandazi Mama Njeri will sell tomorrow, we can use her three months of notebook data to calculate the experimental probability of a good day (approximately 0.60, or 60%). This number is not a guess; it is a mathematically grounded estimate built from 90 real trials. The Law of Large Numbers assures us that the more data Mama Njeri collects, the more reliable this estimate becomes — so keeping her notebook is itself a mathematical act. With this probability in hand, she can weigh her options, anticipate likely losses, and choose a batch size that balances risk and reward. She cannot be certain, but she can be informed. This same logic extends far beyond a mandazi stall. Kenyan farmers in the Rift Valley use historical rainfall data to estimate the probability of a good harvest before deciding how many hectares to plant. Doctors use probability to explain to patients the likelihood that a treatment will work. Insurance companies, sports coaches, and even Kenya Power when managing electricity demand — all of them use probability to make better decisions in the face of uncertainty. The fundamental lesson of this unit is that individual outcomes are unpredictable, but mathematical patterns across many outcomes are reliable — and that reliability is what makes probability one of the most useful branches of mathematics in everyday life.</w:t>
+                <w:i/>
+                <w:iCs/>
+                <w:color w:val="808080"/>
+                <w:sz w:val="18"/>
+                <w:szCs w:val="18"/>
+              </w:rPr>
+              <w:t xml:space="preserve">Write your answer here:</w:t>
             </w:r>
           </w:p>
         </w:tc>
@@ -1284,7 +1299,7 @@
                 <w:sz w:val="18"/>
                 <w:szCs w:val="18"/>
               </w:rPr>
-              <w:t xml:space="preserve">Probability Concepts &amp; Vocabulary</w:t>
+              <w:t xml:space="preserve">Calculating and interpreting probabilities</w:t>
             </w:r>
           </w:p>
         </w:tc>
@@ -1316,7 +1331,7 @@
                 <w:sz w:val="18"/>
                 <w:szCs w:val="18"/>
               </w:rPr>
-              <w:t xml:space="preserve">Accurately defines and consistently uses all key terms (experiment, trial, outcome, event, sample space, theoretical probability, experimental probability) in the correct context throughout the explanation. Definitions are precise and connected to Mama Njeri's scenario.</w:t>
+              <w:t xml:space="preserve">All probabilities are calculated correctly from the data or sample space, shown with working, and interpreted as long-run likelihoods that do not guarantee a single day.</w:t>
             </w:r>
           </w:p>
         </w:tc>
@@ -1348,7 +1363,7 @@
                 <w:sz w:val="18"/>
                 <w:szCs w:val="18"/>
               </w:rPr>
-              <w:t xml:space="preserve">Correctly uses most key probability terms with minor errors or omissions. Definitions are mostly accurate and generally connected to the scenario.</w:t>
+              <w:t xml:space="preserve">Calculations are mostly correct with some working; interpretation is mostly correct but may imply certainty for one day.</w:t>
             </w:r>
           </w:p>
         </w:tc>
@@ -1380,7 +1395,7 @@
                 <w:sz w:val="18"/>
                 <w:szCs w:val="18"/>
               </w:rPr>
-              <w:t xml:space="preserve">Uses some probability vocabulary but with notable inaccuracies, confusion between terms (e.g., outcome vs. event), or terms are defined in isolation without connecting to the scenario.</w:t>
+              <w:t xml:space="preserve">Calculations contain errors or lack working; interpretation of probability is unclear or treats it as a prediction of one outcome.</w:t>
             </w:r>
           </w:p>
         </w:tc>
@@ -1414,7 +1429,7 @@
                 <w:sz w:val="18"/>
                 <w:szCs w:val="18"/>
               </w:rPr>
-              <w:t xml:space="preserve">Mathematical Accuracy &amp; Calculations</w:t>
+              <w:t xml:space="preserve">Explaining stabilisation of relative frequency</w:t>
             </w:r>
           </w:p>
         </w:tc>
@@ -1446,7 +1461,7 @@
                 <w:sz w:val="18"/>
                 <w:szCs w:val="18"/>
               </w:rPr>
-              <w:t xml:space="preserve">All probability calculations are correct and clearly set out (e.g., P(event) = favourable outcomes ÷ total outcomes or relative frequency formula). Working is shown step by step. Numbers used are realistic and consistent across sections.</w:t>
+              <w:t xml:space="preserve">Clearly explains, using class coin and bottle-cap evidence, why more trials make relative frequency settle near the true probability while single days stay unpredictable.</w:t>
             </w:r>
           </w:p>
         </w:tc>
@@ -1478,7 +1493,7 @@
                 <w:sz w:val="18"/>
                 <w:szCs w:val="18"/>
               </w:rPr>
-              <w:t xml:space="preserve">Calculations are mostly correct with one or two minor arithmetic or formula errors that do not undermine the overall argument. Working is partially shown.</w:t>
+              <w:t xml:space="preserve">States that more trials give a steadier fraction and refers to evidence, but the reason is only partly explained.</w:t>
             </w:r>
           </w:p>
         </w:tc>
@@ -1510,7 +1525,7 @@
                 <w:sz w:val="18"/>
                 <w:szCs w:val="18"/>
               </w:rPr>
-              <w:t xml:space="preserve">Calculations contain significant errors, the wrong formula is applied, or numerical examples are missing, vague, or inconsistent across sections.</w:t>
+              <w:t xml:space="preserve">Does not explain why the fraction settles, or does not use evidence from the experiments.</w:t>
             </w:r>
           </w:p>
         </w:tc>
@@ -1544,7 +1559,7 @@
                 <w:sz w:val="18"/>
                 <w:szCs w:val="18"/>
               </w:rPr>
-              <w:t xml:space="preserve">Law of Large Numbers &amp; Long-Run Reasoning</w:t>
+              <w:t xml:space="preserve">Using the Addition and Multiplication Laws and tree diagrams</w:t>
             </w:r>
           </w:p>
         </w:tc>
@@ -1576,7 +1591,7 @@
                 <w:sz w:val="18"/>
                 <w:szCs w:val="18"/>
               </w:rPr>
-              <w:t xml:space="preserve">Clearly explains why individual daily outcomes are unpredictable yet long-run proportions are stable. Explicitly connects this to the Law of Large Numbers with a table, sketch, or numerical sequence showing relative frequency converging over increasing trials.</w:t>
+              <w:t xml:space="preserve">Chooses and applies the correct law, explains double counting, builds a fully labelled tree diagram, and clearly distinguishes independent from mutually exclusive events.</w:t>
             </w:r>
           </w:p>
         </w:tc>
@@ -1608,7 +1623,7 @@
                 <w:sz w:val="18"/>
                 <w:szCs w:val="18"/>
               </w:rPr>
-              <w:t xml:space="preserve">Explains the stabilising pattern and references the Law of Large Numbers, but the illustration (table/sketch/numbers) is incomplete or only partially developed.</w:t>
+              <w:t xml:space="preserve">Applies the laws and tree diagram mostly correctly; the explanation of double counting or of independent versus mutually exclusive is incomplete.</w:t>
             </w:r>
           </w:p>
         </w:tc>
@@ -1640,7 +1655,7 @@
                 <w:sz w:val="18"/>
                 <w:szCs w:val="18"/>
               </w:rPr>
-              <w:t xml:space="preserve">Mentions that the fraction stabilises but does not explain why, or confuses short-run variability with long-run stability without referencing the Law of Large Numbers.</w:t>
+              <w:t xml:space="preserve">Uses the wrong law, has an incomplete or unlabelled tree diagram, or confuses independent and mutually exclusive events.</w:t>
             </w:r>
           </w:p>
         </w:tc>
@@ -1674,7 +1689,7 @@
                 <w:sz w:val="18"/>
                 <w:szCs w:val="18"/>
               </w:rPr>
-              <w:t xml:space="preserve">Application to Real-Life Decision-Making</w:t>
+              <w:t xml:space="preserve">Using probability to make a decision</w:t>
             </w:r>
           </w:p>
         </w:tc>
@@ -1706,7 +1721,7 @@
                 <w:sz w:val="18"/>
                 <w:szCs w:val="18"/>
               </w:rPr>
-              <w:t xml:space="preserve">Constructs a clear, logical argument for how Mama Njeri (or another real-life actor) should use probability to make a decision. Considers at least two scenarios, links each to its probability, and draws a justified recommendation. At least one additional real-life context beyond the mandazi stall is referenced.</w:t>
+              <w:t xml:space="preserve">Gives a justified recommendation to Mama Njeri that uses several tools and specific numbers, and answers the driving question including the role of uncertainty.</w:t>
             </w:r>
           </w:p>
         </w:tc>
@@ -1738,7 +1753,7 @@
                 <w:sz w:val="18"/>
                 <w:szCs w:val="18"/>
               </w:rPr>
-              <w:t xml:space="preserve">Applies probability to Mama Njeri's decision with a reasonable argument and some scenario comparison. The recommendation is present but may lack full justification or a second real-life context.</w:t>
+              <w:t xml:space="preserve">Gives a reasonable recommendation using some tools and numbers, and a partly complete answer to the driving question.</w:t>
             </w:r>
           </w:p>
         </w:tc>
@@ -1770,7 +1785,7 @@
                 <w:sz w:val="18"/>
                 <w:szCs w:val="18"/>
               </w:rPr>
-              <w:t xml:space="preserve">Attempts to connect probability to decision-making but the argument is vague, no scenarios are compared, or the recommendation is not supported by probability values.</w:t>
+              <w:t xml:space="preserve">Recommendation is vague or not supported by probability evidence, and the driving question is not answered.</w:t>
             </w:r>
           </w:p>
         </w:tc>
@@ -1804,7 +1819,7 @@
                 <w:sz w:val="18"/>
                 <w:szCs w:val="18"/>
               </w:rPr>
-              <w:t xml:space="preserve">Coherence &amp; Quality of Final Answer</w:t>
+              <w:t xml:space="preserve">Mathematical communication</w:t>
             </w:r>
           </w:p>
         </w:tc>
@@ -1836,7 +1851,7 @@
                 <w:sz w:val="18"/>
                 <w:szCs w:val="18"/>
               </w:rPr>
-              <w:t xml:space="preserve">The final answer directly and fully addresses the driving question, synthesising all four concepts (probability, experimental vs. theoretical, Law of Large Numbers, real-life application) into a cohesive, well-reasoned response. Writing is clear, logical, and student-voice appropriate.</w:t>
+              <w:t xml:space="preserve">Uses unit vocabulary accurately and writes in clear, organised sentences.</w:t>
             </w:r>
           </w:p>
         </w:tc>
@@ -1868,7 +1883,7 @@
                 <w:sz w:val="18"/>
                 <w:szCs w:val="18"/>
               </w:rPr>
-              <w:t xml:space="preserve">The final answer addresses the driving question and touches on most required concepts, but the synthesis is partial — some ideas are listed rather than integrated into a flowing argument.</w:t>
+              <w:t xml:space="preserve">Uses most vocabulary correctly; writing is generally clear.</w:t>
             </w:r>
           </w:p>
         </w:tc>
@@ -1900,7 +1915,7 @@
                 <w:sz w:val="18"/>
                 <w:szCs w:val="18"/>
               </w:rPr>
-              <w:t xml:space="preserve">The final answer is present but only partially addresses the driving question, omits one or more required concepts, or reads as a collection of disconnected statements rather than a coherent explanation.</w:t>
+              <w:t xml:space="preserve">Vocabulary is missing or misused; writing is hard to follow.</w:t>
             </w:r>
           </w:p>
         </w:tc>
@@ -2024,7 +2039,7 @@
         </w:rPr>
         <w:t xml:space="preserve">© 2026 SeaVuria and ARES. This work is licensed under a </w:t>
       </w:r>
-      <w:hyperlink w:history="1" r:id="rIdsd8hi08uxm75uq0ij3zji">
+      <w:hyperlink w:history="1" r:id="rIdgzgotibkfq4v97mfcn3t5">
         <w:r>
           <w:rPr>
             <w:rFonts w:ascii="Arial" w:cs="Arial" w:eastAsia="Arial" w:hAnsi="Arial"/>
@@ -2044,7 +2059,7 @@
         </w:rPr>
         <w:t xml:space="preserve"> (</w:t>
       </w:r>
-      <w:hyperlink w:history="1" r:id="rId2aw4_pomwpccbuamhnclv">
+      <w:hyperlink w:history="1" r:id="rIdms5aokhek-0gqva_cxfer">
         <w:r>
           <w:rPr>
             <w:rFonts w:ascii="Arial" w:cs="Arial" w:eastAsia="Arial" w:hAnsi="Arial"/>
@@ -2064,7 +2079,7 @@
         </w:rPr>
         <w:t xml:space="preserve">). To view a copy of this license, visit </w:t>
       </w:r>
-      <w:hyperlink w:history="1" r:id="rIduy6ksj9qo56cjpsbruukj">
+      <w:hyperlink w:history="1" r:id="rId-l1kn4bl01txwmhig_fht">
         <w:r>
           <w:rPr>
             <w:rFonts w:ascii="Arial" w:cs="Arial" w:eastAsia="Arial" w:hAnsi="Arial"/>

--- a/data/outputs/v2/Maths/SS4.2_Probability_I/Mathematics_Probability_I_FinalExplanation.docx
+++ b/data/outputs/v2/Maths/SS4.2_Probability_I/Mathematics_Probability_I_FinalExplanation.docx
@@ -775,7 +775,7 @@
                 <w:sz w:val="18"/>
                 <w:szCs w:val="18"/>
               </w:rPr>
-              <w:t xml:space="preserve">Over 20 days in Nakuru, a seller recorded days with HIGH SALES (H) and days with HEAVY RAIN (R). There were 9 days with high sales and 6 days with heavy rain. On 3 of the days there was both high sales and heavy rain. (a) How many of the 20 days had high sales OR heavy rain (or both)? Use a Venn diagram to help you. (b) Write your answer to (a) as a probability P(H ∪ R). (c) A student finds the number of days by working out 9 + 6. Is this correct? Explain, and write the Addition Law of Probability for any two events A and B. (d) Explain how the Addition Law changes when two events are mutually exclusive. Give one example from Mama Njeri's stall.</w:t>
+              <w:t xml:space="preserve">Over 20 days in Nakuru, a seller recorded days with HIGH SALES (H) and days with HEAVY RAIN (R). There were 8 days with high sales and 7 days with heavy rain. On 3 of the days there was both high sales and heavy rain. (a) How many of the 20 days had high sales OR heavy rain (or both)? Use a Venn diagram to help you. (b) Write your answer to (a) as a probability P(H ∪ R). (c) A student finds the number of days by working out 8 + 7. Is this correct? Explain, and write the Addition Law of Probability for any two events A and B. (d) Explain how the Addition Law changes when two events are mutually exclusive. Give one example from Mama Njeri's stall.</w:t>
             </w:r>
           </w:p>
         </w:tc>
@@ -2039,7 +2039,7 @@
         </w:rPr>
         <w:t xml:space="preserve">© 2026 SeaVuria and ARES. This work is licensed under a </w:t>
       </w:r>
-      <w:hyperlink w:history="1" r:id="rIdgzgotibkfq4v97mfcn3t5">
+      <w:hyperlink w:history="1" r:id="rIdofunntdeemiexd6jfi5b_">
         <w:r>
           <w:rPr>
             <w:rFonts w:ascii="Arial" w:cs="Arial" w:eastAsia="Arial" w:hAnsi="Arial"/>
@@ -2059,7 +2059,7 @@
         </w:rPr>
         <w:t xml:space="preserve"> (</w:t>
       </w:r>
-      <w:hyperlink w:history="1" r:id="rIdms5aokhek-0gqva_cxfer">
+      <w:hyperlink w:history="1" r:id="rIdfsb_sdfysmflyvhb-q8kc">
         <w:r>
           <w:rPr>
             <w:rFonts w:ascii="Arial" w:cs="Arial" w:eastAsia="Arial" w:hAnsi="Arial"/>
@@ -2079,7 +2079,7 @@
         </w:rPr>
         <w:t xml:space="preserve">). To view a copy of this license, visit </w:t>
       </w:r>
-      <w:hyperlink w:history="1" r:id="rId-l1kn4bl01txwmhig_fht">
+      <w:hyperlink w:history="1" r:id="rIds2l7vt7f1ut9rwjnwya-c">
         <w:r>
           <w:rPr>
             <w:rFonts w:ascii="Arial" w:cs="Arial" w:eastAsia="Arial" w:hAnsi="Arial"/>

--- a/data/outputs/v2/Maths/SS4.2_Probability_I/Mathematics_Probability_I_FinalExplanation.docx
+++ b/data/outputs/v2/Maths/SS4.2_Probability_I/Mathematics_Probability_I_FinalExplanation.docx
@@ -2039,7 +2039,7 @@
         </w:rPr>
         <w:t xml:space="preserve">© 2026 SeaVuria and ARES. This work is licensed under a </w:t>
       </w:r>
-      <w:hyperlink w:history="1" r:id="rIdofunntdeemiexd6jfi5b_">
+      <w:hyperlink w:history="1" r:id="rIdhe9pguan_a4iok8om_d60">
         <w:r>
           <w:rPr>
             <w:rFonts w:ascii="Arial" w:cs="Arial" w:eastAsia="Arial" w:hAnsi="Arial"/>
@@ -2059,7 +2059,7 @@
         </w:rPr>
         <w:t xml:space="preserve"> (</w:t>
       </w:r>
-      <w:hyperlink w:history="1" r:id="rIdfsb_sdfysmflyvhb-q8kc">
+      <w:hyperlink w:history="1" r:id="rIdtwbwfcu-biylc3ncqjpl6">
         <w:r>
           <w:rPr>
             <w:rFonts w:ascii="Arial" w:cs="Arial" w:eastAsia="Arial" w:hAnsi="Arial"/>
@@ -2079,7 +2079,7 @@
         </w:rPr>
         <w:t xml:space="preserve">). To view a copy of this license, visit </w:t>
       </w:r>
-      <w:hyperlink w:history="1" r:id="rIds2l7vt7f1ut9rwjnwya-c">
+      <w:hyperlink w:history="1" r:id="rIdrpa447-e1g-z3vnbnrysq">
         <w:r>
           <w:rPr>
             <w:rFonts w:ascii="Arial" w:cs="Arial" w:eastAsia="Arial" w:hAnsi="Arial"/>

--- a/data/outputs/v2/Maths/SS4.2_Probability_I/Mathematics_Probability_I_FinalExplanation.docx
+++ b/data/outputs/v2/Maths/SS4.2_Probability_I/Mathematics_Probability_I_FinalExplanation.docx
@@ -2039,7 +2039,7 @@
         </w:rPr>
         <w:t xml:space="preserve">© 2026 SeaVuria and ARES. This work is licensed under a </w:t>
       </w:r>
-      <w:hyperlink w:history="1" r:id="rIdhe9pguan_a4iok8om_d60">
+      <w:hyperlink w:history="1" r:id="rIdldkajisgt6gh5nma_nv3v">
         <w:r>
           <w:rPr>
             <w:rFonts w:ascii="Arial" w:cs="Arial" w:eastAsia="Arial" w:hAnsi="Arial"/>
@@ -2059,7 +2059,7 @@
         </w:rPr>
         <w:t xml:space="preserve"> (</w:t>
       </w:r>
-      <w:hyperlink w:history="1" r:id="rIdtwbwfcu-biylc3ncqjpl6">
+      <w:hyperlink w:history="1" r:id="rIdw1rmidda2ygd4hetk9vpw">
         <w:r>
           <w:rPr>
             <w:rFonts w:ascii="Arial" w:cs="Arial" w:eastAsia="Arial" w:hAnsi="Arial"/>
@@ -2079,7 +2079,7 @@
         </w:rPr>
         <w:t xml:space="preserve">). To view a copy of this license, visit </w:t>
       </w:r>
-      <w:hyperlink w:history="1" r:id="rIdrpa447-e1g-z3vnbnrysq">
+      <w:hyperlink w:history="1" r:id="rIdiw5azlwkzox-gkbqsr7ha">
         <w:r>
           <w:rPr>
             <w:rFonts w:ascii="Arial" w:cs="Arial" w:eastAsia="Arial" w:hAnsi="Arial"/>

--- a/data/outputs/v2/Maths/SS4.2_Probability_I/Mathematics_Probability_I_FinalExplanation.docx
+++ b/data/outputs/v2/Maths/SS4.2_Probability_I/Mathematics_Probability_I_FinalExplanation.docx
@@ -95,7 +95,7 @@
                 <w:sz w:val="22"/>
                 <w:szCs w:val="22"/>
               </w:rPr>
-              <w:t xml:space="preserve">FINAL EXPLANATION: MATHEMATICS GRADE 10: 4.2 PROBABILITY I</w:t>
+              <w:t xml:space="preserve">FINAL EXPLANATION: MATHEMATICS GRADE 10 – 4.2 PROBABILITY I: FINAL EXPLANATION</w:t>
             </w:r>
           </w:p>
         </w:tc>
@@ -422,7 +422,7 @@
                 <w:sz w:val="18"/>
                 <w:szCs w:val="18"/>
               </w:rPr>
-              <w:t xml:space="preserve">This is your Final Explanation for the unit. Use what you learned about Mama Njeri's mandazi stall at Gikomba Market to answer the driving question: How can we use mathematics to measure and predict the likelihood of uncertain everyday events, so we can make smarter decisions even when we cannot be certain of the outcome? Write your answers in the space under each prompt. Show your working for every calculation and write probabilities as fractions or decimals between 0 and 1. Use words from the unit, such as random experiment, sample space, event, relative frequency, mutually exclusive and independent. Always link your answer back to Mama Njeri's stall.</w:t>
+              <w:t xml:space="preserve">Driving question: How is probability applied in real life situations? You have worked with the KMD forecast of a 70% chance of rain in Kericho and the Rift Valley on a March morning before the long rains. Wanjiru Chebet (a maize farmer near Eldoret with 2 acres), Captain Otieno (a pilot at JKIA flying to Kisumu) and Ms Achieng (Nairobi County disaster office) must each decide what to do. Write a Final Explanation in your own words using Claim, Evidence and Reasoning. Use the numbers and methods from Lessons 1 to 9. Show your working for every calculation and write probabilities as fractions or decimals between 0 and 1. Answer each section in the space under its prompt.</w:t>
             </w:r>
           </w:p>
         </w:tc>
@@ -481,7 +481,7 @@
                 <w:sz w:val="22"/>
                 <w:szCs w:val="22"/>
               </w:rPr>
-              <w:t xml:space="preserve">Part 1: Why does the fraction of good days settle down?</w:t>
+              <w:t xml:space="preserve">Section 1: What does a 70% forecast mean?</w:t>
             </w:r>
           </w:p>
         </w:tc>
@@ -515,7 +515,7 @@
                 <w:sz w:val="18"/>
                 <w:szCs w:val="18"/>
               </w:rPr>
-              <w:t xml:space="preserve">Mama Njeri kept a 60-day notebook. A 'good day' is a day when she sells at least 80% of her stock. Suppose 24 of the 60 days were good days. (a) Calculate the experimental probability of a good day. (b) In your own words, explain what this number tells Mama Njeri and what it does NOT tell her about tomorrow. (c) Your class plotted running relative frequencies for coins and bottle caps. Use that evidence to explain why the fraction of good days in her notebook becomes steadier the longer she keeps records, even though each single day is unpredictable.</w:t>
+              <w:t xml:space="preserve">The KMD forecasts a 70% chance of rain. (a) Does this guarantee rain on that day? Give a claim. (b) Use the Kericho March record (rain on 14 days out of 20) to show how a number like 0.7 can be worked out. (c) In the coin activity, the running relative frequency of heads was 0.6 after 10 tosses, 0.55 after 20, 0.55 after 40 and 0.525 after 80 tosses. Explain what this pattern tells you about trusting estimates from long records.</w:t>
             </w:r>
           </w:p>
         </w:tc>
@@ -611,7 +611,7 @@
                 <w:sz w:val="22"/>
                 <w:szCs w:val="22"/>
               </w:rPr>
-              <w:t xml:space="preserve">Part 2: Reasoning before the stall opens</w:t>
+              <w:t xml:space="preserve">Section 2: Sample space, events and theoretical probability</w:t>
             </w:r>
           </w:p>
         </w:tc>
@@ -645,7 +645,7 @@
                 <w:sz w:val="18"/>
                 <w:szCs w:val="18"/>
               </w:rPr>
-              <w:t xml:space="preserve">(a) List the sample space when two fair coins are tossed together. (b) Use your sample space to find the theoretical probability of getting exactly one head. (c) Explain how theoretical probability helps us understand why experimental relative frequencies settle down over many trials, and why Mama Njeri can reason about probability even before she opens her stall.</w:t>
+              <w:t xml:space="preserve">(a) List the sample space S for the weather on one March day in Kericho, using the three day states from class. (b) Write the event 'rain, as the farmer sees it' as a subset of S. (c) For a fair coin and for a fair die, calculate P(H) and P(even number) using theoretical probability. (d) Our class got 42 heads in 80 tosses (0.525) but theory gives 0.5. Explain why they differ. (e) Can we find P(rain) for the weather by counting outcomes in S in the same way as for the die? Explain.</w:t>
             </w:r>
           </w:p>
         </w:tc>
@@ -741,7 +741,7 @@
                 <w:sz w:val="22"/>
                 <w:szCs w:val="22"/>
               </w:rPr>
-              <w:t xml:space="preserve">Part 3: Events that overlap</w:t>
+              <w:t xml:space="preserve">Section 3: Combining probabilities on one day</w:t>
             </w:r>
           </w:p>
         </w:tc>
@@ -775,7 +775,7 @@
                 <w:sz w:val="18"/>
                 <w:szCs w:val="18"/>
               </w:rPr>
-              <w:t xml:space="preserve">Over 20 days in Nakuru, a seller recorded days with HIGH SALES (H) and days with HEAVY RAIN (R). There were 8 days with high sales and 7 days with heavy rain. On 3 of the days there was both high sales and heavy rain. (a) How many of the 20 days had high sales OR heavy rain (or both)? Use a Venn diagram to help you. (b) Write your answer to (a) as a probability P(H ∪ R). (c) A student finds the number of days by working out 8 + 7. Is this correct? Explain, and write the Addition Law of Probability for any two events A and B. (d) Explain how the Addition Law changes when two events are mutually exclusive. Give one example from Mama Njeri's stall.</w:t>
+              <w:t xml:space="preserve">(a) Is 'rain' and 'dry' on the same day at the same place mutually exclusive? Give a reason. (b) Use P(rain only) = 0.6, P(storm) = 0.1 and P(dry) = 0.3 to find P(rain only or storm) and P(storm or dry). Name the law you used and say why it is allowed. (c) Find P(no rain) using the complement rule. (d) How does your answer to (b) agree with the KMD forecast of 70%?</w:t>
             </w:r>
           </w:p>
         </w:tc>
@@ -871,7 +871,7 @@
                 <w:sz w:val="22"/>
                 <w:szCs w:val="22"/>
               </w:rPr>
-              <w:t xml:space="preserve">Part 4: One day after another</w:t>
+              <w:t xml:space="preserve">Section 4: Two days of weather</w:t>
             </w:r>
           </w:p>
         </w:tc>
@@ -905,7 +905,7 @@
                 <w:sz w:val="18"/>
                 <w:szCs w:val="18"/>
               </w:rPr>
-              <w:t xml:space="preserve">Suppose the probability that any day is a good day for Mama Njeri is 0.4, and each day is independent of the others. (a) Draw a two-day probability tree diagram. Label every branch and every path with its probability. (b) Find the probability of two good days in a row, the probability of two bad days in a row, and the probability of exactly one good day in the two days. (c) Explain how you could check that your path probabilities are all correct. (d) A classmate says that independent events and mutually exclusive events mean the same thing. Do you agree? Explain the difference using an example from Mama Njeri's stall.</w:t>
+              <w:t xml:space="preserve">Wanjiru wants to know about the next two days. Assume the days are independent, with P(R) = 0.7 and P(N) = 0.3 on each day. (a) Why is the multiplication law suitable here? (b) Draw a probability tree diagram for two days and write the probability of each of the four outcomes. Check that they add to 1. (c) Find P(exactly one rainy day) and P(at least one rainy day). Show a second way of getting P(at least one rainy day). (d) Why is P(rain on both days) smaller than P(rain on one day)?</w:t>
             </w:r>
           </w:p>
         </w:tc>
@@ -1001,7 +1001,7 @@
                 <w:sz w:val="22"/>
                 <w:szCs w:val="22"/>
               </w:rPr>
-              <w:t xml:space="preserve">Part 5: Advising Mama Njeri and answering the driving question</w:t>
+              <w:t xml:space="preserve">Section 5: Final Explanation – advising the decision makers</w:t>
             </w:r>
           </w:p>
         </w:tc>
@@ -1035,7 +1035,7 @@
                 <w:sz w:val="18"/>
                 <w:szCs w:val="18"/>
               </w:rPr>
-              <w:t xml:space="preserve">Write a short recommendation to Mama Njeri about how to plan her daily batch of mandazi. (a) Use at least three tools from this unit (for example experimental probability, the Addition Law, the Multiplication Law or a tree diagram), and use numbers from your earlier answers. (b) Explain why your advice is a better strategy than guessing, even though probability cannot tell her what will happen tomorrow. (c) Using your recommendation, answer the driving question in two or three sentences.</w:t>
+              <w:t xml:space="preserve">Using the class decision rules, advise each person. Farmer Wanjiru plants if P(rain on each of the next two days) &gt;= 0.49 is considered good, or if P(at least one rainy day in two) &gt;= 0.9. Captain Otieno delays or reroutes if P(storm) &gt;= 0.1. Ms Achieng prepares drainage and warns residents if P(rain) &gt;= 0.7 or P(storm) &gt;= 0.1. (a) State what each person should do and give the probability evidence. (b) Write a Claim, Evidence and Reasoning answer to the driving question: How is probability applied in real life situations? In your reasoning explain how the numbers are worked out and combined, and why people can still act sensibly if the day turns out differently.</w:t>
             </w:r>
           </w:p>
         </w:tc>
@@ -1299,7 +1299,7 @@
                 <w:sz w:val="18"/>
                 <w:szCs w:val="18"/>
               </w:rPr>
-              <w:t xml:space="preserve">Calculating and interpreting probabilities</w:t>
+              <w:t xml:space="preserve">Meaning of probability and relative frequency</w:t>
             </w:r>
           </w:p>
         </w:tc>
@@ -1331,7 +1331,7 @@
                 <w:sz w:val="18"/>
                 <w:szCs w:val="18"/>
               </w:rPr>
-              <w:t xml:space="preserve">All probabilities are calculated correctly from the data or sample space, shown with working, and interpreted as long-run likelihoods that do not guarantee a single day.</w:t>
+              <w:t xml:space="preserve">Clearly explains that 70% is a long-run likelihood, not a guarantee, and uses 14/20 = 0.7 and the running relative frequencies correctly to show that more trials give steadier estimates.</w:t>
             </w:r>
           </w:p>
         </w:tc>
@@ -1363,7 +1363,7 @@
                 <w:sz w:val="18"/>
                 <w:szCs w:val="18"/>
               </w:rPr>
-              <w:t xml:space="preserve">Calculations are mostly correct with some working; interpretation is mostly correct but may imply certainty for one day.</w:t>
+              <w:t xml:space="preserve">States that the forecast is not a guarantee and calculates 14/20 = 0.7 correctly, but gives limited explanation of why more trials matter.</w:t>
             </w:r>
           </w:p>
         </w:tc>
@@ -1395,7 +1395,7 @@
                 <w:sz w:val="18"/>
                 <w:szCs w:val="18"/>
               </w:rPr>
-              <w:t xml:space="preserve">Calculations contain errors or lack working; interpretation of probability is unclear or treats it as a prediction of one outcome.</w:t>
+              <w:t xml:space="preserve">Treats 70% as a guarantee or does not link it to past records or relative frequency.</w:t>
             </w:r>
           </w:p>
         </w:tc>
@@ -1429,7 +1429,7 @@
                 <w:sz w:val="18"/>
                 <w:szCs w:val="18"/>
               </w:rPr>
-              <w:t xml:space="preserve">Explaining stabilisation of relative frequency</w:t>
+              <w:t xml:space="preserve">Sample space, events and theoretical probability</w:t>
             </w:r>
           </w:p>
         </w:tc>
@@ -1461,7 +1461,7 @@
                 <w:sz w:val="18"/>
                 <w:szCs w:val="18"/>
               </w:rPr>
-              <w:t xml:space="preserve">Clearly explains, using class coin and bottle-cap evidence, why more trials make relative frequency settle near the true probability while single days stay unpredictable.</w:t>
+              <w:t xml:space="preserve">Lists S = {rain, storm, dry}, writes events as subsets, calculates P(H) and P(even) correctly, and explains both chance variation and why the weather states are not equally likely.</w:t>
             </w:r>
           </w:p>
         </w:tc>
@@ -1493,7 +1493,7 @@
                 <w:sz w:val="18"/>
                 <w:szCs w:val="18"/>
               </w:rPr>
-              <w:t xml:space="preserve">States that more trials give a steadier fraction and refers to evidence, but the reason is only partly explained.</w:t>
+              <w:t xml:space="preserve">Lists the sample space and calculates theoretical probabilities correctly, with a partial explanation of differences from experimental results.</w:t>
             </w:r>
           </w:p>
         </w:tc>
@@ -1525,7 +1525,7 @@
                 <w:sz w:val="18"/>
                 <w:szCs w:val="18"/>
               </w:rPr>
-              <w:t xml:space="preserve">Does not explain why the fraction settles, or does not use evidence from the experiments.</w:t>
+              <w:t xml:space="preserve">Sample space is incomplete or theoretical probabilities are incorrect, with no explanation of differences.</w:t>
             </w:r>
           </w:p>
         </w:tc>
@@ -1559,7 +1559,7 @@
                 <w:sz w:val="18"/>
                 <w:szCs w:val="18"/>
               </w:rPr>
-              <w:t xml:space="preserve">Using the Addition and Multiplication Laws and tree diagrams</w:t>
+              <w:t xml:space="preserve">Use of the laws of probability</w:t>
             </w:r>
           </w:p>
         </w:tc>
@@ -1591,7 +1591,7 @@
                 <w:sz w:val="18"/>
                 <w:szCs w:val="18"/>
               </w:rPr>
-              <w:t xml:space="preserve">Chooses and applies the correct law, explains double counting, builds a fully labelled tree diagram, and clearly distinguishes independent from mutually exclusive events.</w:t>
+              <w:t xml:space="preserve">Chooses the addition law, complement rule and multiplication law correctly, justifies each by mutually exclusive or independent events, and calculates 0.7, 0.4, 0.3 and 0.49 correctly.</w:t>
             </w:r>
           </w:p>
         </w:tc>
@@ -1623,7 +1623,7 @@
                 <w:sz w:val="18"/>
                 <w:szCs w:val="18"/>
               </w:rPr>
-              <w:t xml:space="preserve">Applies the laws and tree diagram mostly correctly; the explanation of double counting or of independent versus mutually exclusive is incomplete.</w:t>
+              <w:t xml:space="preserve">Applies the laws correctly with minor gaps in justifying why each one is allowed.</w:t>
             </w:r>
           </w:p>
         </w:tc>
@@ -1655,7 +1655,7 @@
                 <w:sz w:val="18"/>
                 <w:szCs w:val="18"/>
               </w:rPr>
-              <w:t xml:space="preserve">Uses the wrong law, has an incomplete or unlabelled tree diagram, or confuses independent and mutually exclusive events.</w:t>
+              <w:t xml:space="preserve">Mixes up the laws or applies them without checking the events, giving incorrect answers.</w:t>
             </w:r>
           </w:p>
         </w:tc>
@@ -1689,7 +1689,7 @@
                 <w:sz w:val="18"/>
                 <w:szCs w:val="18"/>
               </w:rPr>
-              <w:t xml:space="preserve">Using probability to make a decision</w:t>
+              <w:t xml:space="preserve">Tree diagram and two-day probabilities</w:t>
             </w:r>
           </w:p>
         </w:tc>
@@ -1721,7 +1721,7 @@
                 <w:sz w:val="18"/>
                 <w:szCs w:val="18"/>
               </w:rPr>
-              <w:t xml:space="preserve">Gives a justified recommendation to Mama Njeri that uses several tools and specific numbers, and answers the driving question including the role of uncertainty.</w:t>
+              <w:t xml:space="preserve">Draws a fully labelled tree, multiplies along branches, checks that the total is 1.00, and finds 0.42 and 0.91 with the complement as a check.</w:t>
             </w:r>
           </w:p>
         </w:tc>
@@ -1753,7 +1753,7 @@
                 <w:sz w:val="18"/>
                 <w:szCs w:val="18"/>
               </w:rPr>
-              <w:t xml:space="preserve">Gives a reasonable recommendation using some tools and numbers, and a partly complete answer to the driving question.</w:t>
+              <w:t xml:space="preserve">Draws a correct tree and finds most of the outcomes correctly, with a missing check or small error.</w:t>
             </w:r>
           </w:p>
         </w:tc>
@@ -1785,7 +1785,7 @@
                 <w:sz w:val="18"/>
                 <w:szCs w:val="18"/>
               </w:rPr>
-              <w:t xml:space="preserve">Recommendation is vague or not supported by probability evidence, and the driving question is not answered.</w:t>
+              <w:t xml:space="preserve">Tree is incomplete or probabilities are not multiplied and added correctly.</w:t>
             </w:r>
           </w:p>
         </w:tc>
@@ -1819,7 +1819,7 @@
                 <w:sz w:val="18"/>
                 <w:szCs w:val="18"/>
               </w:rPr>
-              <w:t xml:space="preserve">Mathematical communication</w:t>
+              <w:t xml:space="preserve">Claim, Evidence, Reasoning and decisions</w:t>
             </w:r>
           </w:p>
         </w:tc>
@@ -1851,7 +1851,7 @@
                 <w:sz w:val="18"/>
                 <w:szCs w:val="18"/>
               </w:rPr>
-              <w:t xml:space="preserve">Uses unit vocabulary accurately and writes in clear, organised sentences.</w:t>
+              <w:t xml:space="preserve">Gives a clear claim, uses specific evidence from the lessons, applies thresholds correctly for Wanjiru, Captain Otieno and Ms Achieng, and explains why decisions based on probability are sensible despite occasional bad luck.</w:t>
             </w:r>
           </w:p>
         </w:tc>
@@ -1883,7 +1883,7 @@
                 <w:sz w:val="18"/>
                 <w:szCs w:val="18"/>
               </w:rPr>
-              <w:t xml:space="preserve">Uses most vocabulary correctly; writing is generally clear.</w:t>
+              <w:t xml:space="preserve">Gives a claim with some evidence and mostly correct decisions, but the reasoning is brief.</w:t>
             </w:r>
           </w:p>
         </w:tc>
@@ -1915,7 +1915,7 @@
                 <w:sz w:val="18"/>
                 <w:szCs w:val="18"/>
               </w:rPr>
-              <w:t xml:space="preserve">Vocabulary is missing or misused; writing is hard to follow.</w:t>
+              <w:t xml:space="preserve">Claim is unclear, evidence is missing or decisions are not linked to the probabilities.</w:t>
             </w:r>
           </w:p>
         </w:tc>
@@ -2039,7 +2039,7 @@
         </w:rPr>
         <w:t xml:space="preserve">© 2026 SeaVuria and ARES. This work is licensed under a </w:t>
       </w:r>
-      <w:hyperlink w:history="1" r:id="rIdldkajisgt6gh5nma_nv3v">
+      <w:hyperlink w:history="1" r:id="rIdy9eq-rl95q-u_rb06mym2">
         <w:r>
           <w:rPr>
             <w:rFonts w:ascii="Arial" w:cs="Arial" w:eastAsia="Arial" w:hAnsi="Arial"/>
@@ -2059,7 +2059,7 @@
         </w:rPr>
         <w:t xml:space="preserve"> (</w:t>
       </w:r>
-      <w:hyperlink w:history="1" r:id="rIdw1rmidda2ygd4hetk9vpw">
+      <w:hyperlink w:history="1" r:id="rIducdme-lqp1lnxbwns7sr_">
         <w:r>
           <w:rPr>
             <w:rFonts w:ascii="Arial" w:cs="Arial" w:eastAsia="Arial" w:hAnsi="Arial"/>
@@ -2079,7 +2079,7 @@
         </w:rPr>
         <w:t xml:space="preserve">). To view a copy of this license, visit </w:t>
       </w:r>
-      <w:hyperlink w:history="1" r:id="rIdiw5azlwkzox-gkbqsr7ha">
+      <w:hyperlink w:history="1" r:id="rId8jwmm7wshoeotjv5zbstn">
         <w:r>
           <w:rPr>
             <w:rFonts w:ascii="Arial" w:cs="Arial" w:eastAsia="Arial" w:hAnsi="Arial"/>

--- a/data/outputs/v2/Maths/SS4.2_Probability_I/Mathematics_Probability_I_FinalExplanation.docx
+++ b/data/outputs/v2/Maths/SS4.2_Probability_I/Mathematics_Probability_I_FinalExplanation.docx
@@ -4,6 +4,7 @@
   <w:body>
     <w:p>
       <w:pPr>
+        <w:keepNext w:val="false"/>
         <w:spacing w:after="30" w:before="0"/>
         <w:jc w:val="center"/>
       </w:pPr>
@@ -23,6 +24,7 @@
     </w:p>
     <w:p>
       <w:pPr>
+        <w:keepNext w:val="false"/>
         <w:spacing w:after="60" w:before="0"/>
         <w:jc w:val="center"/>
       </w:pPr>
@@ -81,6 +83,7 @@
           </w:tcPr>
           <w:p>
             <w:pPr>
+              <w:keepNext w:val="false"/>
               <w:spacing w:after="40" w:before="0"/>
               <w:jc w:val="center"/>
             </w:pPr>
@@ -116,6 +119,7 @@
           </w:tcPr>
           <w:p>
             <w:pPr>
+              <w:keepNext w:val="false"/>
               <w:spacing w:after="40" w:before="0"/>
               <w:jc w:val="center"/>
             </w:pPr>
@@ -150,6 +154,7 @@
           </w:tcPr>
           <w:p>
             <w:pPr>
+              <w:keepNext w:val="false"/>
               <w:spacing w:after="40" w:before="0"/>
               <w:jc w:val="left"/>
             </w:pPr>
@@ -182,6 +187,7 @@
           </w:tcPr>
           <w:p>
             <w:pPr>
+              <w:keepNext w:val="false"/>
               <w:spacing w:after="40" w:before="0"/>
               <w:jc w:val="left"/>
             </w:pPr>
@@ -216,6 +222,7 @@
           </w:tcPr>
           <w:p>
             <w:pPr>
+              <w:keepNext w:val="false"/>
               <w:spacing w:after="40" w:before="0"/>
               <w:jc w:val="left"/>
             </w:pPr>
@@ -248,6 +255,7 @@
           </w:tcPr>
           <w:p>
             <w:pPr>
+              <w:keepNext w:val="false"/>
               <w:spacing w:after="40" w:before="0"/>
               <w:jc w:val="left"/>
             </w:pPr>
@@ -282,6 +290,7 @@
           </w:tcPr>
           <w:p>
             <w:pPr>
+              <w:keepNext w:val="false"/>
               <w:spacing w:after="40" w:before="0"/>
               <w:jc w:val="left"/>
             </w:pPr>
@@ -314,6 +323,7 @@
           </w:tcPr>
           <w:p>
             <w:pPr>
+              <w:keepNext w:val="false"/>
               <w:spacing w:after="40" w:before="0"/>
               <w:jc w:val="left"/>
             </w:pPr>
@@ -374,6 +384,7 @@
           </w:tcPr>
           <w:p>
             <w:pPr>
+              <w:keepNext w:val="false"/>
               <w:spacing w:after="40" w:before="0"/>
               <w:jc w:val="center"/>
             </w:pPr>
@@ -408,6 +419,7 @@
           </w:tcPr>
           <w:p>
             <w:pPr>
+              <w:keepNext w:val="false"/>
               <w:spacing w:after="40" w:before="0"/>
               <w:jc w:val="left"/>
             </w:pPr>
@@ -467,6 +479,7 @@
           </w:tcPr>
           <w:p>
             <w:pPr>
+              <w:keepNext/>
               <w:spacing w:after="40" w:before="0"/>
               <w:jc w:val="center"/>
             </w:pPr>
@@ -501,6 +514,7 @@
           </w:tcPr>
           <w:p>
             <w:pPr>
+              <w:keepNext/>
               <w:spacing w:after="40" w:before="0"/>
               <w:jc w:val="left"/>
             </w:pPr>
@@ -538,6 +552,7 @@
           </w:tcPr>
           <w:p>
             <w:pPr>
+              <w:keepNext w:val="false"/>
               <w:spacing w:after="40" w:before="0"/>
               <w:jc w:val="left"/>
             </w:pPr>
@@ -597,6 +612,7 @@
           </w:tcPr>
           <w:p>
             <w:pPr>
+              <w:keepNext/>
               <w:spacing w:after="40" w:before="0"/>
               <w:jc w:val="center"/>
             </w:pPr>
@@ -631,6 +647,7 @@
           </w:tcPr>
           <w:p>
             <w:pPr>
+              <w:keepNext/>
               <w:spacing w:after="40" w:before="0"/>
               <w:jc w:val="left"/>
             </w:pPr>
@@ -668,6 +685,7 @@
           </w:tcPr>
           <w:p>
             <w:pPr>
+              <w:keepNext w:val="false"/>
               <w:spacing w:after="40" w:before="0"/>
               <w:jc w:val="left"/>
             </w:pPr>
@@ -727,6 +745,7 @@
           </w:tcPr>
           <w:p>
             <w:pPr>
+              <w:keepNext/>
               <w:spacing w:after="40" w:before="0"/>
               <w:jc w:val="center"/>
             </w:pPr>
@@ -761,6 +780,7 @@
           </w:tcPr>
           <w:p>
             <w:pPr>
+              <w:keepNext/>
               <w:spacing w:after="40" w:before="0"/>
               <w:jc w:val="left"/>
             </w:pPr>
@@ -798,6 +818,7 @@
           </w:tcPr>
           <w:p>
             <w:pPr>
+              <w:keepNext w:val="false"/>
               <w:spacing w:after="40" w:before="0"/>
               <w:jc w:val="left"/>
             </w:pPr>
@@ -857,6 +878,7 @@
           </w:tcPr>
           <w:p>
             <w:pPr>
+              <w:keepNext/>
               <w:spacing w:after="40" w:before="0"/>
               <w:jc w:val="center"/>
             </w:pPr>
@@ -891,6 +913,7 @@
           </w:tcPr>
           <w:p>
             <w:pPr>
+              <w:keepNext/>
               <w:spacing w:after="40" w:before="0"/>
               <w:jc w:val="left"/>
             </w:pPr>
@@ -928,6 +951,7 @@
           </w:tcPr>
           <w:p>
             <w:pPr>
+              <w:keepNext w:val="false"/>
               <w:spacing w:after="40" w:before="0"/>
               <w:jc w:val="left"/>
             </w:pPr>
@@ -987,6 +1011,7 @@
           </w:tcPr>
           <w:p>
             <w:pPr>
+              <w:keepNext/>
               <w:spacing w:after="40" w:before="0"/>
               <w:jc w:val="center"/>
             </w:pPr>
@@ -1021,6 +1046,7 @@
           </w:tcPr>
           <w:p>
             <w:pPr>
+              <w:keepNext/>
               <w:spacing w:after="40" w:before="0"/>
               <w:jc w:val="left"/>
             </w:pPr>
@@ -1058,6 +1084,7 @@
           </w:tcPr>
           <w:p>
             <w:pPr>
+              <w:keepNext w:val="false"/>
               <w:spacing w:after="40" w:before="0"/>
               <w:jc w:val="left"/>
             </w:pPr>
@@ -1121,6 +1148,7 @@
           </w:tcPr>
           <w:p>
             <w:pPr>
+              <w:keepNext w:val="false"/>
               <w:spacing w:after="40" w:before="0"/>
               <w:jc w:val="center"/>
             </w:pPr>
@@ -1155,6 +1183,7 @@
           </w:tcPr>
           <w:p>
             <w:pPr>
+              <w:keepNext w:val="false"/>
               <w:spacing w:after="40" w:before="0"/>
               <w:jc w:val="left"/>
             </w:pPr>
@@ -1187,6 +1216,7 @@
           </w:tcPr>
           <w:p>
             <w:pPr>
+              <w:keepNext w:val="false"/>
               <w:spacing w:after="40" w:before="0"/>
               <w:jc w:val="left"/>
             </w:pPr>
@@ -1219,6 +1249,7 @@
           </w:tcPr>
           <w:p>
             <w:pPr>
+              <w:keepNext w:val="false"/>
               <w:spacing w:after="40" w:before="0"/>
               <w:jc w:val="left"/>
             </w:pPr>
@@ -1251,6 +1282,7 @@
           </w:tcPr>
           <w:p>
             <w:pPr>
+              <w:keepNext w:val="false"/>
               <w:spacing w:after="40" w:before="0"/>
               <w:jc w:val="left"/>
             </w:pPr>
@@ -1285,6 +1317,7 @@
           </w:tcPr>
           <w:p>
             <w:pPr>
+              <w:keepNext w:val="false"/>
               <w:spacing w:after="40" w:before="0"/>
               <w:jc w:val="left"/>
             </w:pPr>
@@ -1317,6 +1350,7 @@
           </w:tcPr>
           <w:p>
             <w:pPr>
+              <w:keepNext w:val="false"/>
               <w:spacing w:after="40" w:before="0"/>
               <w:jc w:val="left"/>
             </w:pPr>
@@ -1349,6 +1383,7 @@
           </w:tcPr>
           <w:p>
             <w:pPr>
+              <w:keepNext w:val="false"/>
               <w:spacing w:after="40" w:before="0"/>
               <w:jc w:val="left"/>
             </w:pPr>
@@ -1381,6 +1416,7 @@
           </w:tcPr>
           <w:p>
             <w:pPr>
+              <w:keepNext w:val="false"/>
               <w:spacing w:after="40" w:before="0"/>
               <w:jc w:val="left"/>
             </w:pPr>
@@ -1415,6 +1451,7 @@
           </w:tcPr>
           <w:p>
             <w:pPr>
+              <w:keepNext w:val="false"/>
               <w:spacing w:after="40" w:before="0"/>
               <w:jc w:val="left"/>
             </w:pPr>
@@ -1447,6 +1484,7 @@
           </w:tcPr>
           <w:p>
             <w:pPr>
+              <w:keepNext w:val="false"/>
               <w:spacing w:after="40" w:before="0"/>
               <w:jc w:val="left"/>
             </w:pPr>
@@ -1479,6 +1517,7 @@
           </w:tcPr>
           <w:p>
             <w:pPr>
+              <w:keepNext w:val="false"/>
               <w:spacing w:after="40" w:before="0"/>
               <w:jc w:val="left"/>
             </w:pPr>
@@ -1511,6 +1550,7 @@
           </w:tcPr>
           <w:p>
             <w:pPr>
+              <w:keepNext w:val="false"/>
               <w:spacing w:after="40" w:before="0"/>
               <w:jc w:val="left"/>
             </w:pPr>
@@ -1545,6 +1585,7 @@
           </w:tcPr>
           <w:p>
             <w:pPr>
+              <w:keepNext w:val="false"/>
               <w:spacing w:after="40" w:before="0"/>
               <w:jc w:val="left"/>
             </w:pPr>
@@ -1577,6 +1618,7 @@
           </w:tcPr>
           <w:p>
             <w:pPr>
+              <w:keepNext w:val="false"/>
               <w:spacing w:after="40" w:before="0"/>
               <w:jc w:val="left"/>
             </w:pPr>
@@ -1609,6 +1651,7 @@
           </w:tcPr>
           <w:p>
             <w:pPr>
+              <w:keepNext w:val="false"/>
               <w:spacing w:after="40" w:before="0"/>
               <w:jc w:val="left"/>
             </w:pPr>
@@ -1641,6 +1684,7 @@
           </w:tcPr>
           <w:p>
             <w:pPr>
+              <w:keepNext w:val="false"/>
               <w:spacing w:after="40" w:before="0"/>
               <w:jc w:val="left"/>
             </w:pPr>
@@ -1675,6 +1719,7 @@
           </w:tcPr>
           <w:p>
             <w:pPr>
+              <w:keepNext w:val="false"/>
               <w:spacing w:after="40" w:before="0"/>
               <w:jc w:val="left"/>
             </w:pPr>
@@ -1707,6 +1752,7 @@
           </w:tcPr>
           <w:p>
             <w:pPr>
+              <w:keepNext w:val="false"/>
               <w:spacing w:after="40" w:before="0"/>
               <w:jc w:val="left"/>
             </w:pPr>
@@ -1739,6 +1785,7 @@
           </w:tcPr>
           <w:p>
             <w:pPr>
+              <w:keepNext w:val="false"/>
               <w:spacing w:after="40" w:before="0"/>
               <w:jc w:val="left"/>
             </w:pPr>
@@ -1771,6 +1818,7 @@
           </w:tcPr>
           <w:p>
             <w:pPr>
+              <w:keepNext w:val="false"/>
               <w:spacing w:after="40" w:before="0"/>
               <w:jc w:val="left"/>
             </w:pPr>
@@ -1805,6 +1853,7 @@
           </w:tcPr>
           <w:p>
             <w:pPr>
+              <w:keepNext w:val="false"/>
               <w:spacing w:after="40" w:before="0"/>
               <w:jc w:val="left"/>
             </w:pPr>
@@ -1837,6 +1886,7 @@
           </w:tcPr>
           <w:p>
             <w:pPr>
+              <w:keepNext w:val="false"/>
               <w:spacing w:after="40" w:before="0"/>
               <w:jc w:val="left"/>
             </w:pPr>
@@ -1869,6 +1919,7 @@
           </w:tcPr>
           <w:p>
             <w:pPr>
+              <w:keepNext w:val="false"/>
               <w:spacing w:after="40" w:before="0"/>
               <w:jc w:val="left"/>
             </w:pPr>
@@ -1901,6 +1952,7 @@
           </w:tcPr>
           <w:p>
             <w:pPr>
+              <w:keepNext w:val="false"/>
               <w:spacing w:after="40" w:before="0"/>
               <w:jc w:val="left"/>
             </w:pPr>
@@ -2039,7 +2091,7 @@
         </w:rPr>
         <w:t xml:space="preserve">© 2026 SeaVuria and ARES. This work is licensed under a </w:t>
       </w:r>
-      <w:hyperlink w:history="1" r:id="rIdy9eq-rl95q-u_rb06mym2">
+      <w:hyperlink w:history="1" r:id="rId1a5fm_qd1ubc1wqv6shiu">
         <w:r>
           <w:rPr>
             <w:rFonts w:ascii="Arial" w:cs="Arial" w:eastAsia="Arial" w:hAnsi="Arial"/>
@@ -2059,7 +2111,7 @@
         </w:rPr>
         <w:t xml:space="preserve"> (</w:t>
       </w:r>
-      <w:hyperlink w:history="1" r:id="rIducdme-lqp1lnxbwns7sr_">
+      <w:hyperlink w:history="1" r:id="rId8d8qna9xxwecunc5er_gu">
         <w:r>
           <w:rPr>
             <w:rFonts w:ascii="Arial" w:cs="Arial" w:eastAsia="Arial" w:hAnsi="Arial"/>
@@ -2079,7 +2131,7 @@
         </w:rPr>
         <w:t xml:space="preserve">). To view a copy of this license, visit </w:t>
       </w:r>
-      <w:hyperlink w:history="1" r:id="rId8jwmm7wshoeotjv5zbstn">
+      <w:hyperlink w:history="1" r:id="rIdudeyhzcxuqnfz1hojzdvf">
         <w:r>
           <w:rPr>
             <w:rFonts w:ascii="Arial" w:cs="Arial" w:eastAsia="Arial" w:hAnsi="Arial"/>

--- a/data/outputs/v2/Maths/SS4.2_Probability_I/Mathematics_Probability_I_FinalExplanation.docx
+++ b/data/outputs/v2/Maths/SS4.2_Probability_I/Mathematics_Probability_I_FinalExplanation.docx
@@ -2091,7 +2091,7 @@
         </w:rPr>
         <w:t xml:space="preserve">© 2026 SeaVuria and ARES. This work is licensed under a </w:t>
       </w:r>
-      <w:hyperlink w:history="1" r:id="rId1a5fm_qd1ubc1wqv6shiu">
+      <w:hyperlink w:history="1" r:id="rId0onjofiqtvj3xlzzj6kbz">
         <w:r>
           <w:rPr>
             <w:rFonts w:ascii="Arial" w:cs="Arial" w:eastAsia="Arial" w:hAnsi="Arial"/>
@@ -2111,7 +2111,7 @@
         </w:rPr>
         <w:t xml:space="preserve"> (</w:t>
       </w:r>
-      <w:hyperlink w:history="1" r:id="rId8d8qna9xxwecunc5er_gu">
+      <w:hyperlink w:history="1" r:id="rIdwjdygchvql4grqwfskfk8">
         <w:r>
           <w:rPr>
             <w:rFonts w:ascii="Arial" w:cs="Arial" w:eastAsia="Arial" w:hAnsi="Arial"/>
@@ -2131,7 +2131,7 @@
         </w:rPr>
         <w:t xml:space="preserve">). To view a copy of this license, visit </w:t>
       </w:r>
-      <w:hyperlink w:history="1" r:id="rIdudeyhzcxuqnfz1hojzdvf">
+      <w:hyperlink w:history="1" r:id="rIddp8nbw__q9p0ct08v5u_6">
         <w:r>
           <w:rPr>
             <w:rFonts w:ascii="Arial" w:cs="Arial" w:eastAsia="Arial" w:hAnsi="Arial"/>
